--- a/FreelanceHub_Project_Report.docx
+++ b/FreelanceHub_Project_Report.docx
@@ -153,7 +153,7 @@
         <w:spacing w:after="120"/>
       </w:pPr>
       <w:r>
-        <w:t xml:space="preserve">FreelanceHub is a full-stack social platform that lets freelancers showcase their skills through an Instagram-style post feed while giving administrators full moderation control. Users register, create posts (with images), and engage through likes and comments; every post passes through an admin approval workflow before it appears in the public feed. The platform features role-based session management, real-time notifications, a live analytics dashboard, and a premium dark/light theme.</w:t>
+        <w:t xml:space="preserve">FreelanceHub is a full-stack social platform that lets freelancers showcase their skills through an Instagram-style post feed while giving administrators full moderation control. The system provides interactive messaging/chatting, job proposals with custom cover letters and bid rates, a customer support helpdesk, and real-time notifications. Every post passes through an admin approval workflow before appearing in the public feed. The platform features role-based session management, a live analytics dashboard, a premium dark/light theme, and custom mobile-responsive viewport toggle interfaces.</w:t>
       </w:r>
     </w:p>
     <w:p>
@@ -288,6 +288,45 @@
       </w:pPr>
       <w:r>
         <w:t xml:space="preserve">Give administrators moderation tools and detailed activity logs.</w:t>
+      </w:r>
+    </w:p>
+    <w:p>
+      <w:pPr>
+        <w:pStyle w:val="ListParagraph"/>
+        <w:numPr>
+          <w:ilvl w:val="0"/>
+          <w:numId w:val="2"/>
+        </w:numPr>
+        <w:spacing w:after="40"/>
+      </w:pPr>
+      <w:r>
+        <w:t xml:space="preserve">Provide real-time proposal submissions and user-to-user direct messaging.</w:t>
+      </w:r>
+    </w:p>
+    <w:p>
+      <w:pPr>
+        <w:pStyle w:val="ListParagraph"/>
+        <w:numPr>
+          <w:ilvl w:val="0"/>
+          <w:numId w:val="2"/>
+        </w:numPr>
+        <w:spacing w:after="40"/>
+      </w:pPr>
+      <w:r>
+        <w:t xml:space="preserve">Enable support ticket creation and a centralized administrator support desk.</w:t>
+      </w:r>
+    </w:p>
+    <w:p>
+      <w:pPr>
+        <w:pStyle w:val="ListParagraph"/>
+        <w:numPr>
+          <w:ilvl w:val="0"/>
+          <w:numId w:val="2"/>
+        </w:numPr>
+        <w:spacing w:after="40"/>
+      </w:pPr>
+      <w:r>
+        <w:t xml:space="preserve">Ensure absolute mobile responsiveness across all devices and viewport sizes.</w:t>
       </w:r>
     </w:p>
     <w:p>
@@ -2416,14 +2455,6 @@
     </w:p>
     <w:p>
       <w:pPr>
-        <w:pStyle w:val="Heading2"/>
-      </w:pPr>
-      <w:r>
-        <w:t xml:space="preserve">7.2 Admin Module</w:t>
-      </w:r>
-    </w:p>
-    <w:p>
-      <w:pPr>
         <w:pStyle w:val="ListParagraph"/>
         <w:numPr>
           <w:ilvl w:val="0"/>
@@ -2432,7 +2463,7 @@
         <w:spacing w:after="40"/>
       </w:pPr>
       <w:r>
-        <w:t xml:space="preserve">Dashboard with live platform statistics and charts.</w:t>
+        <w:t xml:space="preserve">Submit proposals (bid rates and cover letters) directly to client posts.</w:t>
       </w:r>
     </w:p>
     <w:p>
@@ -2445,7 +2476,7 @@
         <w:spacing w:after="40"/>
       </w:pPr>
       <w:r>
-        <w:t xml:space="preserve">Post approval workflow — approve or reject with a reason.</w:t>
+        <w:t xml:space="preserve">Interactive messaging / chat panel with active conversations.</w:t>
       </w:r>
     </w:p>
     <w:p>
@@ -2458,7 +2489,7 @@
         <w:spacing w:after="40"/>
       </w:pPr>
       <w:r>
-        <w:t xml:space="preserve">User management — block or unblock with a reason.</w:t>
+        <w:t xml:space="preserve">Helpdesk ticket creation and interactive admin support desk.</w:t>
       </w:r>
     </w:p>
     <w:p>
@@ -2471,7 +2502,15 @@
         <w:spacing w:after="40"/>
       </w:pPr>
       <w:r>
-        <w:t xml:space="preserve">Activity logs with login/logout time, IP, device, and session status.</w:t>
+        <w:t xml:space="preserve">Single post detail page (/post/:id) for job application and reviews.</w:t>
+      </w:r>
+    </w:p>
+    <w:p>
+      <w:pPr>
+        <w:pStyle w:val="Heading2"/>
+      </w:pPr>
+      <w:r>
+        <w:t xml:space="preserve">7.2 Admin Module</w:t>
       </w:r>
     </w:p>
     <w:p>
@@ -2484,7 +2523,7 @@
         <w:spacing w:after="40"/>
       </w:pPr>
       <w:r>
-        <w:t xml:space="preserve">CSV export of activity logs.</w:t>
+        <w:t xml:space="preserve">Dashboard with live platform statistics and charts.</w:t>
       </w:r>
     </w:p>
     <w:p>
@@ -2497,11 +2536,76 @@
         <w:spacing w:after="40"/>
       </w:pPr>
       <w:r>
+        <w:t xml:space="preserve">Post approval workflow — approve or reject with a reason.</w:t>
+      </w:r>
+    </w:p>
+    <w:p>
+      <w:pPr>
+        <w:pStyle w:val="ListParagraph"/>
+        <w:numPr>
+          <w:ilvl w:val="0"/>
+          <w:numId w:val="2"/>
+        </w:numPr>
+        <w:spacing w:after="40"/>
+      </w:pPr>
+      <w:r>
+        <w:t xml:space="preserve">User management — block or unblock with a reason.</w:t>
+      </w:r>
+    </w:p>
+    <w:p>
+      <w:pPr>
+        <w:pStyle w:val="ListParagraph"/>
+        <w:numPr>
+          <w:ilvl w:val="0"/>
+          <w:numId w:val="2"/>
+        </w:numPr>
+        <w:spacing w:after="40"/>
+      </w:pPr>
+      <w:r>
+        <w:t xml:space="preserve">Activity logs with login/logout time, IP, device, and session status.</w:t>
+      </w:r>
+    </w:p>
+    <w:p>
+      <w:pPr>
+        <w:pStyle w:val="ListParagraph"/>
+        <w:numPr>
+          <w:ilvl w:val="0"/>
+          <w:numId w:val="2"/>
+        </w:numPr>
+        <w:spacing w:after="40"/>
+      </w:pPr>
+      <w:r>
+        <w:t xml:space="preserve">CSV export of activity logs.</w:t>
+      </w:r>
+    </w:p>
+    <w:p>
+      <w:pPr>
+        <w:pStyle w:val="ListParagraph"/>
+        <w:numPr>
+          <w:ilvl w:val="0"/>
+          <w:numId w:val="2"/>
+        </w:numPr>
+        <w:spacing w:after="40"/>
+      </w:pPr>
+      <w:r>
         <w:t xml:space="preserve">Admin-only protected routes and no session auto-logout for admins.</w:t>
       </w:r>
     </w:p>
     <w:p>
       <w:pPr>
+        <w:pStyle w:val="ListParagraph"/>
+        <w:numPr>
+          <w:ilvl w:val="0"/>
+          <w:numId w:val="2"/>
+        </w:numPr>
+        <w:spacing w:after="40"/>
+      </w:pPr>
+      <w:r>
+        <w:t xml:space="preserve">Support inbox with live message stream to resolve user helpdesk queries.</w:t>
+      </w:r>
+    </w:p>
+    <w:p>
+      <w:pPr>
         <w:pStyle w:val="Heading1"/>
       </w:pPr>
       <w:r>
@@ -2586,6 +2690,38 @@
       </w:pPr>
       <w:r>
         <w:t xml:space="preserve">Uploads use Multer. When Cloudinary credentials are absent, images are stored on local disk in an auto-created uploads/ folder and served from /uploads with an explicit cross-origin resource policy so the React app can display them.</w:t>
+      </w:r>
+    </w:p>
+    <w:p>
+      <w:pPr>
+        <w:pStyle w:val="Heading2"/>
+      </w:pPr>
+      <w:r>
+        <w:t xml:space="preserve">8.6 Mobile View Responsiveness and Layout</w:t>
+      </w:r>
+    </w:p>
+    <w:p>
+      <w:pPr>
+        <w:spacing w:after="120"/>
+      </w:pPr>
+      <w:r>
+        <w:t xml:space="preserve">To offer a top-tier mobile experience, multi-pane layouts (Chat, Proposals, Support Desk, and Admin Support Inbox) were optimized. On mobile viewports (width &lt; 768px), these components collapse into a single-pane interface. Dynamic Back buttons in detailed view headers allow users to toggle back to thread lists. The bottom navigation bar has been aligned and updated with a centered '+' button that includes micro-animations and unique active state glowing effects. Standard headers stack vertically on smaller viewports to prevent overflow.</w:t>
+      </w:r>
+    </w:p>
+    <w:p>
+      <w:pPr>
+        <w:pStyle w:val="Heading2"/>
+      </w:pPr>
+      <w:r>
+        <w:t xml:space="preserve">8.7 Local Network Media Delivery Helper</w:t>
+      </w:r>
+    </w:p>
+    <w:p>
+      <w:pPr>
+        <w:spacing w:after="120"/>
+      </w:pPr>
+      <w:r>
+        <w:t xml:space="preserve">When testing the application on local networks using mobile devices, hardcoded loopback references (localhost/127.0.0.1) caused missing avatars and post images. A utility function getAssetURL was created to rewrite loopback URLs dynamically to the active browser hostname (e.g. the server's local IP address like 192.168.x.x), ensuring that all media resources render flawlessly during local development and remote debugging.</w:t>
       </w:r>
     </w:p>
     <w:p>
@@ -3907,6 +4043,836 @@
           </w:p>
         </w:tc>
       </w:tr>
+      <w:tr>
+        <w:tc>
+          <w:tcPr>
+            <w:tcW w:type="dxa" w:w="560"/>
+            <w:tcBorders>
+              <w:top w:val="single" w:color="BBBBBB" w:sz="1"/>
+              <w:left w:val="single" w:color="BBBBBB" w:sz="1"/>
+              <w:bottom w:val="single" w:color="BBBBBB" w:sz="1"/>
+              <w:right w:val="single" w:color="BBBBBB" w:sz="1"/>
+            </w:tcBorders>
+            <w:shd w:fill="EEF2FB" w:val="clear"/>
+            <w:tcMar>
+              <w:top w:type="dxa" w:w="70"/>
+              <w:left w:type="dxa" w:w="120"/>
+              <w:bottom w:type="dxa" w:w="70"/>
+              <w:right w:type="dxa" w:w="120"/>
+            </w:tcMar>
+          </w:tcPr>
+          <w:p>
+            <w:r>
+              <w:rPr>
+                <w:sz w:val="20"/>
+                <w:szCs w:val="20"/>
+              </w:rPr>
+              <w:t xml:space="preserve">14</w:t>
+            </w:r>
+          </w:p>
+        </w:tc>
+        <w:tc>
+          <w:tcPr>
+            <w:tcW w:type="dxa" w:w="1700"/>
+            <w:tcBorders>
+              <w:top w:val="single" w:color="BBBBBB" w:sz="1"/>
+              <w:left w:val="single" w:color="BBBBBB" w:sz="1"/>
+              <w:bottom w:val="single" w:color="BBBBBB" w:sz="1"/>
+              <w:right w:val="single" w:color="BBBBBB" w:sz="1"/>
+            </w:tcBorders>
+            <w:shd w:fill="EEF2FB" w:val="clear"/>
+            <w:tcMar>
+              <w:top w:type="dxa" w:w="70"/>
+              <w:left w:type="dxa" w:w="120"/>
+              <w:bottom w:type="dxa" w:w="70"/>
+              <w:right w:type="dxa" w:w="120"/>
+            </w:tcMar>
+          </w:tcPr>
+          <w:p>
+            <w:r>
+              <w:rPr>
+                <w:sz w:val="20"/>
+                <w:szCs w:val="20"/>
+              </w:rPr>
+              <w:t xml:space="preserve">Feature</w:t>
+            </w:r>
+          </w:p>
+        </w:tc>
+        <w:tc>
+          <w:tcPr>
+            <w:tcW w:type="dxa" w:w="7100"/>
+            <w:tcBorders>
+              <w:top w:val="single" w:color="BBBBBB" w:sz="1"/>
+              <w:left w:val="single" w:color="BBBBBB" w:sz="1"/>
+              <w:bottom w:val="single" w:color="BBBBBB" w:sz="1"/>
+              <w:right w:val="single" w:color="BBBBBB" w:sz="1"/>
+            </w:tcBorders>
+            <w:shd w:fill="EEF2FB" w:val="clear"/>
+            <w:tcMar>
+              <w:top w:type="dxa" w:w="70"/>
+              <w:left w:type="dxa" w:w="120"/>
+              <w:bottom w:type="dxa" w:w="70"/>
+              <w:right w:type="dxa" w:w="120"/>
+            </w:tcMar>
+          </w:tcPr>
+          <w:p>
+            <w:r>
+              <w:rPr>
+                <w:sz w:val="20"/>
+                <w:szCs w:val="20"/>
+              </w:rPr>
+              <w:t xml:space="preserve">Integrated real-time proposals status updates, chat notifications, and proposal submissions dynamically into the activity feed.</w:t>
+            </w:r>
+          </w:p>
+        </w:tc>
+      </w:tr>
+      <w:tr>
+        <w:tc>
+          <w:tcPr>
+            <w:tcW w:type="dxa" w:w="560"/>
+            <w:tcBorders>
+              <w:top w:val="single" w:color="BBBBBB" w:sz="1"/>
+              <w:left w:val="single" w:color="BBBBBB" w:sz="1"/>
+              <w:bottom w:val="single" w:color="BBBBBB" w:sz="1"/>
+              <w:right w:val="single" w:color="BBBBBB" w:sz="1"/>
+            </w:tcBorders>
+            <w:shd w:fill="FFFFFF" w:val="clear"/>
+            <w:tcMar>
+              <w:top w:type="dxa" w:w="70"/>
+              <w:left w:type="dxa" w:w="120"/>
+              <w:bottom w:type="dxa" w:w="70"/>
+              <w:right w:type="dxa" w:w="120"/>
+            </w:tcMar>
+          </w:tcPr>
+          <w:p>
+            <w:r>
+              <w:rPr>
+                <w:sz w:val="20"/>
+                <w:szCs w:val="20"/>
+              </w:rPr>
+              <w:t xml:space="preserve">15</w:t>
+            </w:r>
+          </w:p>
+        </w:tc>
+        <w:tc>
+          <w:tcPr>
+            <w:tcW w:type="dxa" w:w="1700"/>
+            <w:tcBorders>
+              <w:top w:val="single" w:color="BBBBBB" w:sz="1"/>
+              <w:left w:val="single" w:color="BBBBBB" w:sz="1"/>
+              <w:bottom w:val="single" w:color="BBBBBB" w:sz="1"/>
+              <w:right w:val="single" w:color="BBBBBB" w:sz="1"/>
+            </w:tcBorders>
+            <w:shd w:fill="FFFFFF" w:val="clear"/>
+            <w:tcMar>
+              <w:top w:type="dxa" w:w="70"/>
+              <w:left w:type="dxa" w:w="120"/>
+              <w:bottom w:type="dxa" w:w="70"/>
+              <w:right w:type="dxa" w:w="120"/>
+            </w:tcMar>
+          </w:tcPr>
+          <w:p>
+            <w:r>
+              <w:rPr>
+                <w:sz w:val="20"/>
+                <w:szCs w:val="20"/>
+              </w:rPr>
+              <w:t xml:space="preserve">Feature</w:t>
+            </w:r>
+          </w:p>
+        </w:tc>
+        <w:tc>
+          <w:tcPr>
+            <w:tcW w:type="dxa" w:w="7100"/>
+            <w:tcBorders>
+              <w:top w:val="single" w:color="BBBBBB" w:sz="1"/>
+              <w:left w:val="single" w:color="BBBBBB" w:sz="1"/>
+              <w:bottom w:val="single" w:color="BBBBBB" w:sz="1"/>
+              <w:right w:val="single" w:color="BBBBBB" w:sz="1"/>
+            </w:tcBorders>
+            <w:shd w:fill="FFFFFF" w:val="clear"/>
+            <w:tcMar>
+              <w:top w:type="dxa" w:w="70"/>
+              <w:left w:type="dxa" w:w="120"/>
+              <w:bottom w:type="dxa" w:w="70"/>
+              <w:right w:type="dxa" w:w="120"/>
+            </w:tcMar>
+          </w:tcPr>
+          <w:p>
+            <w:r>
+              <w:rPr>
+                <w:sz w:val="20"/>
+                <w:szCs w:val="20"/>
+              </w:rPr>
+              <w:t xml:space="preserve">Redesigned Landing page showcasing all core platform areas (Feed, Chat, Proposals, Support Desk) with Framer Motion animations.</w:t>
+            </w:r>
+          </w:p>
+        </w:tc>
+      </w:tr>
+      <w:tr>
+        <w:tc>
+          <w:tcPr>
+            <w:tcW w:type="dxa" w:w="560"/>
+            <w:tcBorders>
+              <w:top w:val="single" w:color="BBBBBB" w:sz="1"/>
+              <w:left w:val="single" w:color="BBBBBB" w:sz="1"/>
+              <w:bottom w:val="single" w:color="BBBBBB" w:sz="1"/>
+              <w:right w:val="single" w:color="BBBBBB" w:sz="1"/>
+            </w:tcBorders>
+            <w:shd w:fill="EEF2FB" w:val="clear"/>
+            <w:tcMar>
+              <w:top w:type="dxa" w:w="70"/>
+              <w:left w:type="dxa" w:w="120"/>
+              <w:bottom w:type="dxa" w:w="70"/>
+              <w:right w:type="dxa" w:w="120"/>
+            </w:tcMar>
+          </w:tcPr>
+          <w:p>
+            <w:r>
+              <w:rPr>
+                <w:sz w:val="20"/>
+                <w:szCs w:val="20"/>
+              </w:rPr>
+              <w:t xml:space="preserve">16</w:t>
+            </w:r>
+          </w:p>
+        </w:tc>
+        <w:tc>
+          <w:tcPr>
+            <w:tcW w:type="dxa" w:w="1700"/>
+            <w:tcBorders>
+              <w:top w:val="single" w:color="BBBBBB" w:sz="1"/>
+              <w:left w:val="single" w:color="BBBBBB" w:sz="1"/>
+              <w:bottom w:val="single" w:color="BBBBBB" w:sz="1"/>
+              <w:right w:val="single" w:color="BBBBBB" w:sz="1"/>
+            </w:tcBorders>
+            <w:shd w:fill="EEF2FB" w:val="clear"/>
+            <w:tcMar>
+              <w:top w:type="dxa" w:w="70"/>
+              <w:left w:type="dxa" w:w="120"/>
+              <w:bottom w:type="dxa" w:w="70"/>
+              <w:right w:type="dxa" w:w="120"/>
+            </w:tcMar>
+          </w:tcPr>
+          <w:p>
+            <w:r>
+              <w:rPr>
+                <w:sz w:val="20"/>
+                <w:szCs w:val="20"/>
+              </w:rPr>
+              <w:t xml:space="preserve">Bug Fix</w:t>
+            </w:r>
+          </w:p>
+        </w:tc>
+        <w:tc>
+          <w:tcPr>
+            <w:tcW w:type="dxa" w:w="7100"/>
+            <w:tcBorders>
+              <w:top w:val="single" w:color="BBBBBB" w:sz="1"/>
+              <w:left w:val="single" w:color="BBBBBB" w:sz="1"/>
+              <w:bottom w:val="single" w:color="BBBBBB" w:sz="1"/>
+              <w:right w:val="single" w:color="BBBBBB" w:sz="1"/>
+            </w:tcBorders>
+            <w:shd w:fill="EEF2FB" w:val="clear"/>
+            <w:tcMar>
+              <w:top w:type="dxa" w:w="70"/>
+              <w:left w:type="dxa" w:w="120"/>
+              <w:bottom w:type="dxa" w:w="70"/>
+              <w:right w:type="dxa" w:w="120"/>
+            </w:tcMar>
+          </w:tcPr>
+          <w:p>
+            <w:r>
+              <w:rPr>
+                <w:sz w:val="20"/>
+                <w:szCs w:val="20"/>
+              </w:rPr>
+              <w:t xml:space="preserve">Fixed Admin Dashboard pending approvals counter to use correct database count instead of filtering recent posts.</w:t>
+            </w:r>
+          </w:p>
+        </w:tc>
+      </w:tr>
+      <w:tr>
+        <w:tc>
+          <w:tcPr>
+            <w:tcW w:type="dxa" w:w="560"/>
+            <w:tcBorders>
+              <w:top w:val="single" w:color="BBBBBB" w:sz="1"/>
+              <w:left w:val="single" w:color="BBBBBB" w:sz="1"/>
+              <w:bottom w:val="single" w:color="BBBBBB" w:sz="1"/>
+              <w:right w:val="single" w:color="BBBBBB" w:sz="1"/>
+            </w:tcBorders>
+            <w:shd w:fill="FFFFFF" w:val="clear"/>
+            <w:tcMar>
+              <w:top w:type="dxa" w:w="70"/>
+              <w:left w:type="dxa" w:w="120"/>
+              <w:bottom w:type="dxa" w:w="70"/>
+              <w:right w:type="dxa" w:w="120"/>
+            </w:tcMar>
+          </w:tcPr>
+          <w:p>
+            <w:r>
+              <w:rPr>
+                <w:sz w:val="20"/>
+                <w:szCs w:val="20"/>
+              </w:rPr>
+              <w:t xml:space="preserve">17</w:t>
+            </w:r>
+          </w:p>
+        </w:tc>
+        <w:tc>
+          <w:tcPr>
+            <w:tcW w:type="dxa" w:w="1700"/>
+            <w:tcBorders>
+              <w:top w:val="single" w:color="BBBBBB" w:sz="1"/>
+              <w:left w:val="single" w:color="BBBBBB" w:sz="1"/>
+              <w:bottom w:val="single" w:color="BBBBBB" w:sz="1"/>
+              <w:right w:val="single" w:color="BBBBBB" w:sz="1"/>
+            </w:tcBorders>
+            <w:shd w:fill="FFFFFF" w:val="clear"/>
+            <w:tcMar>
+              <w:top w:type="dxa" w:w="70"/>
+              <w:left w:type="dxa" w:w="120"/>
+              <w:bottom w:type="dxa" w:w="70"/>
+              <w:right w:type="dxa" w:w="120"/>
+            </w:tcMar>
+          </w:tcPr>
+          <w:p>
+            <w:r>
+              <w:rPr>
+                <w:sz w:val="20"/>
+                <w:szCs w:val="20"/>
+              </w:rPr>
+              <w:t xml:space="preserve">Feature</w:t>
+            </w:r>
+          </w:p>
+        </w:tc>
+        <w:tc>
+          <w:tcPr>
+            <w:tcW w:type="dxa" w:w="7100"/>
+            <w:tcBorders>
+              <w:top w:val="single" w:color="BBBBBB" w:sz="1"/>
+              <w:left w:val="single" w:color="BBBBBB" w:sz="1"/>
+              <w:bottom w:val="single" w:color="BBBBBB" w:sz="1"/>
+              <w:right w:val="single" w:color="BBBBBB" w:sz="1"/>
+            </w:tcBorders>
+            <w:shd w:fill="FFFFFF" w:val="clear"/>
+            <w:tcMar>
+              <w:top w:type="dxa" w:w="70"/>
+              <w:left w:type="dxa" w:w="120"/>
+              <w:bottom w:type="dxa" w:w="70"/>
+              <w:right w:type="dxa" w:w="120"/>
+            </w:tcMar>
+          </w:tcPr>
+          <w:p>
+            <w:r>
+              <w:rPr>
+                <w:sz w:val="20"/>
+                <w:szCs w:val="20"/>
+              </w:rPr>
+              <w:t xml:space="preserve">Made Proposals, Chat Desk, Support Desk, and Admin Support Inbox pages fully responsive on mobile by implementing single-pane toggling viewports and header Back buttons.</w:t>
+            </w:r>
+          </w:p>
+        </w:tc>
+      </w:tr>
+      <w:tr>
+        <w:tc>
+          <w:tcPr>
+            <w:tcW w:type="dxa" w:w="560"/>
+            <w:tcBorders>
+              <w:top w:val="single" w:color="BBBBBB" w:sz="1"/>
+              <w:left w:val="single" w:color="BBBBBB" w:sz="1"/>
+              <w:bottom w:val="single" w:color="BBBBBB" w:sz="1"/>
+              <w:right w:val="single" w:color="BBBBBB" w:sz="1"/>
+            </w:tcBorders>
+            <w:shd w:fill="EEF2FB" w:val="clear"/>
+            <w:tcMar>
+              <w:top w:type="dxa" w:w="70"/>
+              <w:left w:type="dxa" w:w="120"/>
+              <w:bottom w:type="dxa" w:w="70"/>
+              <w:right w:type="dxa" w:w="120"/>
+            </w:tcMar>
+          </w:tcPr>
+          <w:p>
+            <w:r>
+              <w:rPr>
+                <w:sz w:val="20"/>
+                <w:szCs w:val="20"/>
+              </w:rPr>
+              <w:t xml:space="preserve">18</w:t>
+            </w:r>
+          </w:p>
+        </w:tc>
+        <w:tc>
+          <w:tcPr>
+            <w:tcW w:type="dxa" w:w="1700"/>
+            <w:tcBorders>
+              <w:top w:val="single" w:color="BBBBBB" w:sz="1"/>
+              <w:left w:val="single" w:color="BBBBBB" w:sz="1"/>
+              <w:bottom w:val="single" w:color="BBBBBB" w:sz="1"/>
+              <w:right w:val="single" w:color="BBBBBB" w:sz="1"/>
+            </w:tcBorders>
+            <w:shd w:fill="EEF2FB" w:val="clear"/>
+            <w:tcMar>
+              <w:top w:type="dxa" w:w="70"/>
+              <w:left w:type="dxa" w:w="120"/>
+              <w:bottom w:type="dxa" w:w="70"/>
+              <w:right w:type="dxa" w:w="120"/>
+            </w:tcMar>
+          </w:tcPr>
+          <w:p>
+            <w:r>
+              <w:rPr>
+                <w:sz w:val="20"/>
+                <w:szCs w:val="20"/>
+              </w:rPr>
+              <w:t xml:space="preserve">UI Fix</w:t>
+            </w:r>
+          </w:p>
+        </w:tc>
+        <w:tc>
+          <w:tcPr>
+            <w:tcW w:type="dxa" w:w="7100"/>
+            <w:tcBorders>
+              <w:top w:val="single" w:color="BBBBBB" w:sz="1"/>
+              <w:left w:val="single" w:color="BBBBBB" w:sz="1"/>
+              <w:bottom w:val="single" w:color="BBBBBB" w:sz="1"/>
+              <w:right w:val="single" w:color="BBBBBB" w:sz="1"/>
+            </w:tcBorders>
+            <w:shd w:fill="EEF2FB" w:val="clear"/>
+            <w:tcMar>
+              <w:top w:type="dxa" w:w="70"/>
+              <w:left w:type="dxa" w:w="120"/>
+              <w:bottom w:type="dxa" w:w="70"/>
+              <w:right w:type="dxa" w:w="120"/>
+            </w:tcMar>
+          </w:tcPr>
+          <w:p>
+            <w:r>
+              <w:rPr>
+                <w:sz w:val="20"/>
+                <w:szCs w:val="20"/>
+              </w:rPr>
+              <w:t xml:space="preserve">Aligned the bottom navigation bar and centered the '+' Create button cleanly on mobile screens; added active state animations in CSS.</w:t>
+            </w:r>
+          </w:p>
+        </w:tc>
+      </w:tr>
+      <w:tr>
+        <w:tc>
+          <w:tcPr>
+            <w:tcW w:type="dxa" w:w="560"/>
+            <w:tcBorders>
+              <w:top w:val="single" w:color="BBBBBB" w:sz="1"/>
+              <w:left w:val="single" w:color="BBBBBB" w:sz="1"/>
+              <w:bottom w:val="single" w:color="BBBBBB" w:sz="1"/>
+              <w:right w:val="single" w:color="BBBBBB" w:sz="1"/>
+            </w:tcBorders>
+            <w:shd w:fill="FFFFFF" w:val="clear"/>
+            <w:tcMar>
+              <w:top w:type="dxa" w:w="70"/>
+              <w:left w:type="dxa" w:w="120"/>
+              <w:bottom w:type="dxa" w:w="70"/>
+              <w:right w:type="dxa" w:w="120"/>
+            </w:tcMar>
+          </w:tcPr>
+          <w:p>
+            <w:r>
+              <w:rPr>
+                <w:sz w:val="20"/>
+                <w:szCs w:val="20"/>
+              </w:rPr>
+              <w:t xml:space="preserve">19</w:t>
+            </w:r>
+          </w:p>
+        </w:tc>
+        <w:tc>
+          <w:tcPr>
+            <w:tcW w:type="dxa" w:w="1700"/>
+            <w:tcBorders>
+              <w:top w:val="single" w:color="BBBBBB" w:sz="1"/>
+              <w:left w:val="single" w:color="BBBBBB" w:sz="1"/>
+              <w:bottom w:val="single" w:color="BBBBBB" w:sz="1"/>
+              <w:right w:val="single" w:color="BBBBBB" w:sz="1"/>
+            </w:tcBorders>
+            <w:shd w:fill="FFFFFF" w:val="clear"/>
+            <w:tcMar>
+              <w:top w:type="dxa" w:w="70"/>
+              <w:left w:type="dxa" w:w="120"/>
+              <w:bottom w:type="dxa" w:w="70"/>
+              <w:right w:type="dxa" w:w="120"/>
+            </w:tcMar>
+          </w:tcPr>
+          <w:p>
+            <w:r>
+              <w:rPr>
+                <w:sz w:val="20"/>
+                <w:szCs w:val="20"/>
+              </w:rPr>
+              <w:t xml:space="preserve">UI Fix</w:t>
+            </w:r>
+          </w:p>
+        </w:tc>
+        <w:tc>
+          <w:tcPr>
+            <w:tcW w:type="dxa" w:w="7100"/>
+            <w:tcBorders>
+              <w:top w:val="single" w:color="BBBBBB" w:sz="1"/>
+              <w:left w:val="single" w:color="BBBBBB" w:sz="1"/>
+              <w:bottom w:val="single" w:color="BBBBBB" w:sz="1"/>
+              <w:right w:val="single" w:color="BBBBBB" w:sz="1"/>
+            </w:tcBorders>
+            <w:shd w:fill="FFFFFF" w:val="clear"/>
+            <w:tcMar>
+              <w:top w:type="dxa" w:w="70"/>
+              <w:left w:type="dxa" w:w="120"/>
+              <w:bottom w:type="dxa" w:w="70"/>
+              <w:right w:type="dxa" w:w="120"/>
+            </w:tcMar>
+          </w:tcPr>
+          <w:p>
+            <w:r>
+              <w:rPr>
+                <w:sz w:val="20"/>
+                <w:szCs w:val="20"/>
+              </w:rPr>
+              <w:t xml:space="preserve">Made the PageHeader responsive to stack elements vertically on mobile viewports and hide duplicate headers.</w:t>
+            </w:r>
+          </w:p>
+        </w:tc>
+      </w:tr>
+      <w:tr>
+        <w:tc>
+          <w:tcPr>
+            <w:tcW w:type="dxa" w:w="560"/>
+            <w:tcBorders>
+              <w:top w:val="single" w:color="BBBBBB" w:sz="1"/>
+              <w:left w:val="single" w:color="BBBBBB" w:sz="1"/>
+              <w:bottom w:val="single" w:color="BBBBBB" w:sz="1"/>
+              <w:right w:val="single" w:color="BBBBBB" w:sz="1"/>
+            </w:tcBorders>
+            <w:shd w:fill="EEF2FB" w:val="clear"/>
+            <w:tcMar>
+              <w:top w:type="dxa" w:w="70"/>
+              <w:left w:type="dxa" w:w="120"/>
+              <w:bottom w:type="dxa" w:w="70"/>
+              <w:right w:type="dxa" w:w="120"/>
+            </w:tcMar>
+          </w:tcPr>
+          <w:p>
+            <w:r>
+              <w:rPr>
+                <w:sz w:val="20"/>
+                <w:szCs w:val="20"/>
+              </w:rPr>
+              <w:t xml:space="preserve">20</w:t>
+            </w:r>
+          </w:p>
+        </w:tc>
+        <w:tc>
+          <w:tcPr>
+            <w:tcW w:type="dxa" w:w="1700"/>
+            <w:tcBorders>
+              <w:top w:val="single" w:color="BBBBBB" w:sz="1"/>
+              <w:left w:val="single" w:color="BBBBBB" w:sz="1"/>
+              <w:bottom w:val="single" w:color="BBBBBB" w:sz="1"/>
+              <w:right w:val="single" w:color="BBBBBB" w:sz="1"/>
+            </w:tcBorders>
+            <w:shd w:fill="EEF2FB" w:val="clear"/>
+            <w:tcMar>
+              <w:top w:type="dxa" w:w="70"/>
+              <w:left w:type="dxa" w:w="120"/>
+              <w:bottom w:type="dxa" w:w="70"/>
+              <w:right w:type="dxa" w:w="120"/>
+            </w:tcMar>
+          </w:tcPr>
+          <w:p>
+            <w:r>
+              <w:rPr>
+                <w:sz w:val="20"/>
+                <w:szCs w:val="20"/>
+              </w:rPr>
+              <w:t xml:space="preserve">Bug Fix</w:t>
+            </w:r>
+          </w:p>
+        </w:tc>
+        <w:tc>
+          <w:tcPr>
+            <w:tcW w:type="dxa" w:w="7100"/>
+            <w:tcBorders>
+              <w:top w:val="single" w:color="BBBBBB" w:sz="1"/>
+              <w:left w:val="single" w:color="BBBBBB" w:sz="1"/>
+              <w:bottom w:val="single" w:color="BBBBBB" w:sz="1"/>
+              <w:right w:val="single" w:color="BBBBBB" w:sz="1"/>
+            </w:tcBorders>
+            <w:shd w:fill="EEF2FB" w:val="clear"/>
+            <w:tcMar>
+              <w:top w:type="dxa" w:w="70"/>
+              <w:left w:type="dxa" w:w="120"/>
+              <w:bottom w:type="dxa" w:w="70"/>
+              <w:right w:type="dxa" w:w="120"/>
+            </w:tcMar>
+          </w:tcPr>
+          <w:p>
+            <w:r>
+              <w:rPr>
+                <w:sz w:val="20"/>
+                <w:szCs w:val="20"/>
+              </w:rPr>
+              <w:t xml:space="preserve">Resolved missing images on mobile views by adding getAssetURL helper to dynamically rewrite localhost paths to browser hostnames.</w:t>
+            </w:r>
+          </w:p>
+        </w:tc>
+      </w:tr>
+      <w:tr>
+        <w:tc>
+          <w:tcPr>
+            <w:tcW w:type="dxa" w:w="560"/>
+            <w:tcBorders>
+              <w:top w:val="single" w:color="BBBBBB" w:sz="1"/>
+              <w:left w:val="single" w:color="BBBBBB" w:sz="1"/>
+              <w:bottom w:val="single" w:color="BBBBBB" w:sz="1"/>
+              <w:right w:val="single" w:color="BBBBBB" w:sz="1"/>
+            </w:tcBorders>
+            <w:shd w:fill="FFFFFF" w:val="clear"/>
+            <w:tcMar>
+              <w:top w:type="dxa" w:w="70"/>
+              <w:left w:type="dxa" w:w="120"/>
+              <w:bottom w:type="dxa" w:w="70"/>
+              <w:right w:type="dxa" w:w="120"/>
+            </w:tcMar>
+          </w:tcPr>
+          <w:p>
+            <w:r>
+              <w:rPr>
+                <w:sz w:val="20"/>
+                <w:szCs w:val="20"/>
+              </w:rPr>
+              <w:t xml:space="preserve">21</w:t>
+            </w:r>
+          </w:p>
+        </w:tc>
+        <w:tc>
+          <w:tcPr>
+            <w:tcW w:type="dxa" w:w="1700"/>
+            <w:tcBorders>
+              <w:top w:val="single" w:color="BBBBBB" w:sz="1"/>
+              <w:left w:val="single" w:color="BBBBBB" w:sz="1"/>
+              <w:bottom w:val="single" w:color="BBBBBB" w:sz="1"/>
+              <w:right w:val="single" w:color="BBBBBB" w:sz="1"/>
+            </w:tcBorders>
+            <w:shd w:fill="FFFFFF" w:val="clear"/>
+            <w:tcMar>
+              <w:top w:type="dxa" w:w="70"/>
+              <w:left w:type="dxa" w:w="120"/>
+              <w:bottom w:type="dxa" w:w="70"/>
+              <w:right w:type="dxa" w:w="120"/>
+            </w:tcMar>
+          </w:tcPr>
+          <w:p>
+            <w:r>
+              <w:rPr>
+                <w:sz w:val="20"/>
+                <w:szCs w:val="20"/>
+              </w:rPr>
+              <w:t xml:space="preserve">UI Fix</w:t>
+            </w:r>
+          </w:p>
+        </w:tc>
+        <w:tc>
+          <w:tcPr>
+            <w:tcW w:type="dxa" w:w="7100"/>
+            <w:tcBorders>
+              <w:top w:val="single" w:color="BBBBBB" w:sz="1"/>
+              <w:left w:val="single" w:color="BBBBBB" w:sz="1"/>
+              <w:bottom w:val="single" w:color="BBBBBB" w:sz="1"/>
+              <w:right w:val="single" w:color="BBBBBB" w:sz="1"/>
+            </w:tcBorders>
+            <w:shd w:fill="FFFFFF" w:val="clear"/>
+            <w:tcMar>
+              <w:top w:type="dxa" w:w="70"/>
+              <w:left w:type="dxa" w:w="120"/>
+              <w:bottom w:type="dxa" w:w="70"/>
+              <w:right w:type="dxa" w:w="120"/>
+            </w:tcMar>
+          </w:tcPr>
+          <w:p>
+            <w:r>
+              <w:rPr>
+                <w:sz w:val="20"/>
+                <w:szCs w:val="20"/>
+              </w:rPr>
+              <w:t xml:space="preserve">Corrected the SVG brand Logo.jsx to cleanly render the custom Freelance_Logo.png image as an img tag.</w:t>
+            </w:r>
+          </w:p>
+        </w:tc>
+      </w:tr>
+      <w:tr>
+        <w:tc>
+          <w:tcPr>
+            <w:tcW w:type="dxa" w:w="560"/>
+            <w:tcBorders>
+              <w:top w:val="single" w:color="BBBBBB" w:sz="1"/>
+              <w:left w:val="single" w:color="BBBBBB" w:sz="1"/>
+              <w:bottom w:val="single" w:color="BBBBBB" w:sz="1"/>
+              <w:right w:val="single" w:color="BBBBBB" w:sz="1"/>
+            </w:tcBorders>
+            <w:shd w:fill="EEF2FB" w:val="clear"/>
+            <w:tcMar>
+              <w:top w:type="dxa" w:w="70"/>
+              <w:left w:type="dxa" w:w="120"/>
+              <w:bottom w:type="dxa" w:w="70"/>
+              <w:right w:type="dxa" w:w="120"/>
+            </w:tcMar>
+          </w:tcPr>
+          <w:p>
+            <w:r>
+              <w:rPr>
+                <w:sz w:val="20"/>
+                <w:szCs w:val="20"/>
+              </w:rPr>
+              <w:t xml:space="preserve">22</w:t>
+            </w:r>
+          </w:p>
+        </w:tc>
+        <w:tc>
+          <w:tcPr>
+            <w:tcW w:type="dxa" w:w="1700"/>
+            <w:tcBorders>
+              <w:top w:val="single" w:color="BBBBBB" w:sz="1"/>
+              <w:left w:val="single" w:color="BBBBBB" w:sz="1"/>
+              <w:bottom w:val="single" w:color="BBBBBB" w:sz="1"/>
+              <w:right w:val="single" w:color="BBBBBB" w:sz="1"/>
+            </w:tcBorders>
+            <w:shd w:fill="EEF2FB" w:val="clear"/>
+            <w:tcMar>
+              <w:top w:type="dxa" w:w="70"/>
+              <w:left w:type="dxa" w:w="120"/>
+              <w:bottom w:type="dxa" w:w="70"/>
+              <w:right w:type="dxa" w:w="120"/>
+            </w:tcMar>
+          </w:tcPr>
+          <w:p>
+            <w:r>
+              <w:rPr>
+                <w:sz w:val="20"/>
+                <w:szCs w:val="20"/>
+              </w:rPr>
+              <w:t xml:space="preserve">Bug Fix</w:t>
+            </w:r>
+          </w:p>
+        </w:tc>
+        <w:tc>
+          <w:tcPr>
+            <w:tcW w:type="dxa" w:w="7100"/>
+            <w:tcBorders>
+              <w:top w:val="single" w:color="BBBBBB" w:sz="1"/>
+              <w:left w:val="single" w:color="BBBBBB" w:sz="1"/>
+              <w:bottom w:val="single" w:color="BBBBBB" w:sz="1"/>
+              <w:right w:val="single" w:color="BBBBBB" w:sz="1"/>
+            </w:tcBorders>
+            <w:shd w:fill="EEF2FB" w:val="clear"/>
+            <w:tcMar>
+              <w:top w:type="dxa" w:w="70"/>
+              <w:left w:type="dxa" w:w="120"/>
+              <w:bottom w:type="dxa" w:w="70"/>
+              <w:right w:type="dxa" w:w="120"/>
+            </w:tcMar>
+          </w:tcPr>
+          <w:p>
+            <w:r>
+              <w:rPr>
+                <w:sz w:val="20"/>
+                <w:szCs w:val="20"/>
+              </w:rPr>
+              <w:t xml:space="preserve">Fixed 404 error on 'View Post' link by creating a dedicated single PostDetail page and registering the post/:id route.</w:t>
+            </w:r>
+          </w:p>
+        </w:tc>
+      </w:tr>
+      <w:tr>
+        <w:tc>
+          <w:tcPr>
+            <w:tcW w:type="dxa" w:w="560"/>
+            <w:tcBorders>
+              <w:top w:val="single" w:color="BBBBBB" w:sz="1"/>
+              <w:left w:val="single" w:color="BBBBBB" w:sz="1"/>
+              <w:bottom w:val="single" w:color="BBBBBB" w:sz="1"/>
+              <w:right w:val="single" w:color="BBBBBB" w:sz="1"/>
+            </w:tcBorders>
+            <w:shd w:fill="FFFFFF" w:val="clear"/>
+            <w:tcMar>
+              <w:top w:type="dxa" w:w="70"/>
+              <w:left w:type="dxa" w:w="120"/>
+              <w:bottom w:type="dxa" w:w="70"/>
+              <w:right w:type="dxa" w:w="120"/>
+            </w:tcMar>
+          </w:tcPr>
+          <w:p>
+            <w:r>
+              <w:rPr>
+                <w:sz w:val="20"/>
+                <w:szCs w:val="20"/>
+              </w:rPr>
+              <w:t xml:space="preserve">23</w:t>
+            </w:r>
+          </w:p>
+        </w:tc>
+        <w:tc>
+          <w:tcPr>
+            <w:tcW w:type="dxa" w:w="1700"/>
+            <w:tcBorders>
+              <w:top w:val="single" w:color="BBBBBB" w:sz="1"/>
+              <w:left w:val="single" w:color="BBBBBB" w:sz="1"/>
+              <w:bottom w:val="single" w:color="BBBBBB" w:sz="1"/>
+              <w:right w:val="single" w:color="BBBBBB" w:sz="1"/>
+            </w:tcBorders>
+            <w:shd w:fill="FFFFFF" w:val="clear"/>
+            <w:tcMar>
+              <w:top w:type="dxa" w:w="70"/>
+              <w:left w:type="dxa" w:w="120"/>
+              <w:bottom w:type="dxa" w:w="70"/>
+              <w:right w:type="dxa" w:w="120"/>
+            </w:tcMar>
+          </w:tcPr>
+          <w:p>
+            <w:r>
+              <w:rPr>
+                <w:sz w:val="20"/>
+                <w:szCs w:val="20"/>
+              </w:rPr>
+              <w:t xml:space="preserve">UI Fix</w:t>
+            </w:r>
+          </w:p>
+        </w:tc>
+        <w:tc>
+          <w:tcPr>
+            <w:tcW w:type="dxa" w:w="7100"/>
+            <w:tcBorders>
+              <w:top w:val="single" w:color="BBBBBB" w:sz="1"/>
+              <w:left w:val="single" w:color="BBBBBB" w:sz="1"/>
+              <w:bottom w:val="single" w:color="BBBBBB" w:sz="1"/>
+              <w:right w:val="single" w:color="BBBBBB" w:sz="1"/>
+            </w:tcBorders>
+            <w:shd w:fill="FFFFFF" w:val="clear"/>
+            <w:tcMar>
+              <w:top w:type="dxa" w:w="70"/>
+              <w:left w:type="dxa" w:w="120"/>
+              <w:bottom w:type="dxa" w:w="70"/>
+              <w:right w:type="dxa" w:w="120"/>
+            </w:tcMar>
+          </w:tcPr>
+          <w:p>
+            <w:r>
+              <w:rPr>
+                <w:sz w:val="20"/>
+                <w:szCs w:val="20"/>
+              </w:rPr>
+              <w:t xml:space="preserve">Configured custom website tab favicon.png in index.html to statically load the brand icon via the public directory.</w:t>
+            </w:r>
+          </w:p>
+        </w:tc>
+      </w:tr>
     </w:tbl>
     <w:p>
       <w:pPr>
@@ -4393,6 +5359,230 @@
                 <w:szCs w:val="20"/>
               </w:rPr>
               <w:t xml:space="preserve">Pass — avatar saved, re-login with new password</w:t>
+            </w:r>
+          </w:p>
+        </w:tc>
+      </w:tr>
+      <w:tr>
+        <w:tc>
+          <w:tcPr>
+            <w:tcW w:type="dxa" w:w="5200"/>
+            <w:tcBorders>
+              <w:top w:val="single" w:color="BBBBBB" w:sz="1"/>
+              <w:left w:val="single" w:color="BBBBBB" w:sz="1"/>
+              <w:bottom w:val="single" w:color="BBBBBB" w:sz="1"/>
+              <w:right w:val="single" w:color="BBBBBB" w:sz="1"/>
+            </w:tcBorders>
+            <w:shd w:fill="EEF2FB" w:val="clear"/>
+            <w:tcMar>
+              <w:top w:type="dxa" w:w="70"/>
+              <w:left w:type="dxa" w:w="120"/>
+              <w:bottom w:type="dxa" w:w="70"/>
+              <w:right w:type="dxa" w:w="120"/>
+            </w:tcMar>
+          </w:tcPr>
+          <w:p>
+            <w:r>
+              <w:rPr>
+                <w:sz w:val="20"/>
+                <w:szCs w:val="20"/>
+              </w:rPr>
+              <w:t xml:space="preserve">Submit job proposals and accept/reject</w:t>
+            </w:r>
+          </w:p>
+        </w:tc>
+        <w:tc>
+          <w:tcPr>
+            <w:tcW w:type="dxa" w:w="4160"/>
+            <w:tcBorders>
+              <w:top w:val="single" w:color="BBBBBB" w:sz="1"/>
+              <w:left w:val="single" w:color="BBBBBB" w:sz="1"/>
+              <w:bottom w:val="single" w:color="BBBBBB" w:sz="1"/>
+              <w:right w:val="single" w:color="BBBBBB" w:sz="1"/>
+            </w:tcBorders>
+            <w:shd w:fill="EEF2FB" w:val="clear"/>
+            <w:tcMar>
+              <w:top w:type="dxa" w:w="70"/>
+              <w:left w:type="dxa" w:w="120"/>
+              <w:bottom w:type="dxa" w:w="70"/>
+              <w:right w:type="dxa" w:w="120"/>
+            </w:tcMar>
+          </w:tcPr>
+          <w:p>
+            <w:r>
+              <w:rPr>
+                <w:sz w:val="20"/>
+                <w:szCs w:val="20"/>
+              </w:rPr>
+              <w:t xml:space="preserve">Pass — status changes and proposal records persist</w:t>
+            </w:r>
+          </w:p>
+        </w:tc>
+      </w:tr>
+      <w:tr>
+        <w:tc>
+          <w:tcPr>
+            <w:tcW w:type="dxa" w:w="5200"/>
+            <w:tcBorders>
+              <w:top w:val="single" w:color="BBBBBB" w:sz="1"/>
+              <w:left w:val="single" w:color="BBBBBB" w:sz="1"/>
+              <w:bottom w:val="single" w:color="BBBBBB" w:sz="1"/>
+              <w:right w:val="single" w:color="BBBBBB" w:sz="1"/>
+            </w:tcBorders>
+            <w:shd w:fill="FFFFFF" w:val="clear"/>
+            <w:tcMar>
+              <w:top w:type="dxa" w:w="70"/>
+              <w:left w:type="dxa" w:w="120"/>
+              <w:bottom w:type="dxa" w:w="70"/>
+              <w:right w:type="dxa" w:w="120"/>
+            </w:tcMar>
+          </w:tcPr>
+          <w:p>
+            <w:r>
+              <w:rPr>
+                <w:sz w:val="20"/>
+                <w:szCs w:val="20"/>
+              </w:rPr>
+              <w:t xml:space="preserve">Direct message exchanges and threads list</w:t>
+            </w:r>
+          </w:p>
+        </w:tc>
+        <w:tc>
+          <w:tcPr>
+            <w:tcW w:type="dxa" w:w="4160"/>
+            <w:tcBorders>
+              <w:top w:val="single" w:color="BBBBBB" w:sz="1"/>
+              <w:left w:val="single" w:color="BBBBBB" w:sz="1"/>
+              <w:bottom w:val="single" w:color="BBBBBB" w:sz="1"/>
+              <w:right w:val="single" w:color="BBBBBB" w:sz="1"/>
+            </w:tcBorders>
+            <w:shd w:fill="FFFFFF" w:val="clear"/>
+            <w:tcMar>
+              <w:top w:type="dxa" w:w="70"/>
+              <w:left w:type="dxa" w:w="120"/>
+              <w:bottom w:type="dxa" w:w="70"/>
+              <w:right w:type="dxa" w:w="120"/>
+            </w:tcMar>
+          </w:tcPr>
+          <w:p>
+            <w:r>
+              <w:rPr>
+                <w:sz w:val="20"/>
+                <w:szCs w:val="20"/>
+              </w:rPr>
+              <w:t xml:space="preserve">Pass — real-time list updates and message delivery</w:t>
+            </w:r>
+          </w:p>
+        </w:tc>
+      </w:tr>
+      <w:tr>
+        <w:tc>
+          <w:tcPr>
+            <w:tcW w:type="dxa" w:w="5200"/>
+            <w:tcBorders>
+              <w:top w:val="single" w:color="BBBBBB" w:sz="1"/>
+              <w:left w:val="single" w:color="BBBBBB" w:sz="1"/>
+              <w:bottom w:val="single" w:color="BBBBBB" w:sz="1"/>
+              <w:right w:val="single" w:color="BBBBBB" w:sz="1"/>
+            </w:tcBorders>
+            <w:shd w:fill="EEF2FB" w:val="clear"/>
+            <w:tcMar>
+              <w:top w:type="dxa" w:w="70"/>
+              <w:left w:type="dxa" w:w="120"/>
+              <w:bottom w:type="dxa" w:w="70"/>
+              <w:right w:type="dxa" w:w="120"/>
+            </w:tcMar>
+          </w:tcPr>
+          <w:p>
+            <w:r>
+              <w:rPr>
+                <w:sz w:val="20"/>
+                <w:szCs w:val="20"/>
+              </w:rPr>
+              <w:t xml:space="preserve">Submit support ticket and admin chat reply</w:t>
+            </w:r>
+          </w:p>
+        </w:tc>
+        <w:tc>
+          <w:tcPr>
+            <w:tcW w:type="dxa" w:w="4160"/>
+            <w:tcBorders>
+              <w:top w:val="single" w:color="BBBBBB" w:sz="1"/>
+              <w:left w:val="single" w:color="BBBBBB" w:sz="1"/>
+              <w:bottom w:val="single" w:color="BBBBBB" w:sz="1"/>
+              <w:right w:val="single" w:color="BBBBBB" w:sz="1"/>
+            </w:tcBorders>
+            <w:shd w:fill="EEF2FB" w:val="clear"/>
+            <w:tcMar>
+              <w:top w:type="dxa" w:w="70"/>
+              <w:left w:type="dxa" w:w="120"/>
+              <w:bottom w:type="dxa" w:w="70"/>
+              <w:right w:type="dxa" w:w="120"/>
+            </w:tcMar>
+          </w:tcPr>
+          <w:p>
+            <w:r>
+              <w:rPr>
+                <w:sz w:val="20"/>
+                <w:szCs w:val="20"/>
+              </w:rPr>
+              <w:t xml:space="preserve">Pass — messages render and ticket status updates</w:t>
+            </w:r>
+          </w:p>
+        </w:tc>
+      </w:tr>
+      <w:tr>
+        <w:tc>
+          <w:tcPr>
+            <w:tcW w:type="dxa" w:w="5200"/>
+            <w:tcBorders>
+              <w:top w:val="single" w:color="BBBBBB" w:sz="1"/>
+              <w:left w:val="single" w:color="BBBBBB" w:sz="1"/>
+              <w:bottom w:val="single" w:color="BBBBBB" w:sz="1"/>
+              <w:right w:val="single" w:color="BBBBBB" w:sz="1"/>
+            </w:tcBorders>
+            <w:shd w:fill="FFFFFF" w:val="clear"/>
+            <w:tcMar>
+              <w:top w:type="dxa" w:w="70"/>
+              <w:left w:type="dxa" w:w="120"/>
+              <w:bottom w:type="dxa" w:w="70"/>
+              <w:right w:type="dxa" w:w="120"/>
+            </w:tcMar>
+          </w:tcPr>
+          <w:p>
+            <w:r>
+              <w:rPr>
+                <w:sz w:val="20"/>
+                <w:szCs w:val="20"/>
+              </w:rPr>
+              <w:t xml:space="preserve">Local network testing on mobile devices</w:t>
+            </w:r>
+          </w:p>
+        </w:tc>
+        <w:tc>
+          <w:tcPr>
+            <w:tcW w:type="dxa" w:w="4160"/>
+            <w:tcBorders>
+              <w:top w:val="single" w:color="BBBBBB" w:sz="1"/>
+              <w:left w:val="single" w:color="BBBBBB" w:sz="1"/>
+              <w:bottom w:val="single" w:color="BBBBBB" w:sz="1"/>
+              <w:right w:val="single" w:color="BBBBBB" w:sz="1"/>
+            </w:tcBorders>
+            <w:shd w:fill="FFFFFF" w:val="clear"/>
+            <w:tcMar>
+              <w:top w:type="dxa" w:w="70"/>
+              <w:left w:type="dxa" w:w="120"/>
+              <w:bottom w:type="dxa" w:w="70"/>
+              <w:right w:type="dxa" w:w="120"/>
+            </w:tcMar>
+          </w:tcPr>
+          <w:p>
+            <w:r>
+              <w:rPr>
+                <w:sz w:val="20"/>
+                <w:szCs w:val="20"/>
+              </w:rPr>
+              <w:t xml:space="preserve">Pass — getAssetURL successfully rewrites hosts and displays images</w:t>
             </w:r>
           </w:p>
         </w:tc>

--- a/FreelanceHub_Project_Report.docx
+++ b/FreelanceHub_Project_Report.docx
@@ -2602,6 +2602,706 @@
       </w:pPr>
       <w:r>
         <w:t xml:space="preserve">Support inbox with live message stream to resolve user helpdesk queries.</w:t>
+      </w:r>
+    </w:p>
+    <w:p>
+      <w:pPr>
+        <w:pStyle w:val="Heading2"/>
+      </w:pPr>
+      <w:r>
+        <w:t xml:space="preserve">7.3 Platform Workflows</w:t>
+      </w:r>
+    </w:p>
+    <w:p>
+      <w:pPr>
+        <w:pStyle w:val="Heading2"/>
+      </w:pPr>
+      <w:r>
+        <w:t xml:space="preserve">7.3.1 Job Posting and Moderation Workflow</w:t>
+      </w:r>
+    </w:p>
+    <w:p>
+      <w:pPr>
+        <w:spacing w:after="120"/>
+      </w:pPr>
+      <w:r>
+        <w:t xml:space="preserve">1. Creation: A freelancer publishes a job post containing a description, budget, skill tags, and a cover image.</w:t>
+      </w:r>
+    </w:p>
+    <w:p>
+      <w:pPr>
+        <w:spacing w:after="120"/>
+      </w:pPr>
+      <w:r>
+        <w:t xml:space="preserve">2. Pending: The post is initially saved as 'pending' and is kept hidden from public view.</w:t>
+      </w:r>
+    </w:p>
+    <w:p>
+      <w:pPr>
+        <w:spacing w:after="120"/>
+      </w:pPr>
+      <w:r>
+        <w:t xml:space="preserve">3. Review: An administrator reviews the post in their moderation panel and approves or rejects it with a reason.</w:t>
+      </w:r>
+    </w:p>
+    <w:p>
+      <w:pPr>
+        <w:spacing w:after="120"/>
+      </w:pPr>
+      <w:r>
+        <w:t xml:space="preserve">4. Re-evaluation: If a freelancer edits an approved or rejected post, the post automatically reverts back to 'pending' to require re-moderation.</w:t>
+      </w:r>
+    </w:p>
+    <w:p>
+      <w:pPr>
+        <w:pStyle w:val="Heading2"/>
+      </w:pPr>
+      <w:r>
+        <w:t xml:space="preserve">7.3.2 Proposal and Matching Workflow</w:t>
+      </w:r>
+    </w:p>
+    <w:p>
+      <w:pPr>
+        <w:spacing w:after="120"/>
+      </w:pPr>
+      <w:r>
+        <w:t xml:space="preserve">1. Search: Freelancers discover approved listings in the post feed using search filters and category tags.</w:t>
+      </w:r>
+    </w:p>
+    <w:p>
+      <w:pPr>
+        <w:spacing w:after="120"/>
+      </w:pPr>
+      <w:r>
+        <w:t xml:space="preserve">2. Application: Freelancers visit the detail page (/post/:id) and submit a proposal containing a cover letter and bid rate.</w:t>
+      </w:r>
+    </w:p>
+    <w:p>
+      <w:pPr>
+        <w:spacing w:after="120"/>
+      </w:pPr>
+      <w:r>
+        <w:t xml:space="preserve">3. Notification: The job author (client) is immediately notified of the new proposal submission.</w:t>
+      </w:r>
+    </w:p>
+    <w:p>
+      <w:pPr>
+        <w:spacing w:after="120"/>
+      </w:pPr>
+      <w:r>
+        <w:t xml:space="preserve">4. Decision: The client reviews candidates in their Proposals tracker and updates the proposal status to Accepted or Rejected.</w:t>
+      </w:r>
+    </w:p>
+    <w:p>
+      <w:pPr>
+        <w:pStyle w:val="Heading2"/>
+      </w:pPr>
+      <w:r>
+        <w:t xml:space="preserve">7.3.3 Messaging and Support Workflows</w:t>
+      </w:r>
+    </w:p>
+    <w:p>
+      <w:pPr>
+        <w:spacing w:after="120"/>
+      </w:pPr>
+      <w:r>
+        <w:t xml:space="preserve">1. Chat Initiation: Users open chat threads directly from proposal cards or freelancer profiles.</w:t>
+      </w:r>
+    </w:p>
+    <w:p>
+      <w:pPr>
+        <w:spacing w:after="120"/>
+      </w:pPr>
+      <w:r>
+        <w:t xml:space="preserve">2. Helpdesk Ticket: Users submit technical support tickets which populate the admin support inbox.</w:t>
+      </w:r>
+    </w:p>
+    <w:p>
+      <w:pPr>
+        <w:spacing w:after="120"/>
+      </w:pPr>
+      <w:r>
+        <w:t xml:space="preserve">3. Real-time Communication: Both modules support active real-time messaging, with mobile views supporting single-pane toggling and Back navigation.</w:t>
+      </w:r>
+    </w:p>
+    <w:p>
+      <w:pPr>
+        <w:pStyle w:val="Heading2"/>
+      </w:pPr>
+      <w:r>
+        <w:t xml:space="preserve">7.3.4 Visual Platform Workflows Diagram</w:t>
+      </w:r>
+    </w:p>
+    <w:p>
+      <w:pPr>
+        <w:spacing w:after="0" w:before="0"/>
+      </w:pPr>
+      <w:r>
+        <w:rPr>
+          <w:rFonts w:ascii="Consolas" w:cs="Consolas" w:eastAsia="Consolas" w:hAnsi="Consolas"/>
+          <w:sz w:val="16"/>
+          <w:szCs w:val="16"/>
+        </w:rPr>
+        <w:t xml:space="preserve">+-----------------------------------------------------------------+</w:t>
+      </w:r>
+    </w:p>
+    <w:p>
+      <w:pPr>
+        <w:spacing w:after="0" w:before="0"/>
+      </w:pPr>
+      <w:r>
+        <w:rPr>
+          <w:rFonts w:ascii="Consolas" w:cs="Consolas" w:eastAsia="Consolas" w:hAnsi="Consolas"/>
+          <w:sz w:val="16"/>
+          <w:szCs w:val="16"/>
+        </w:rPr>
+        <w:t xml:space="preserve">|                     User Registration &amp; Session                 |</w:t>
+      </w:r>
+    </w:p>
+    <w:p>
+      <w:pPr>
+        <w:spacing w:after="0" w:before="0"/>
+      </w:pPr>
+      <w:r>
+        <w:rPr>
+          <w:rFonts w:ascii="Consolas" w:cs="Consolas" w:eastAsia="Consolas" w:hAnsi="Consolas"/>
+          <w:sz w:val="16"/>
+          <w:szCs w:val="16"/>
+        </w:rPr>
+        <w:t xml:space="preserve">|         [Register] ---&gt; [Login] ---&gt; [5hr Expiring Session]     |</w:t>
+      </w:r>
+    </w:p>
+    <w:p>
+      <w:pPr>
+        <w:spacing w:after="0" w:before="0"/>
+      </w:pPr>
+      <w:r>
+        <w:rPr>
+          <w:rFonts w:ascii="Consolas" w:cs="Consolas" w:eastAsia="Consolas" w:hAnsi="Consolas"/>
+          <w:sz w:val="16"/>
+          <w:szCs w:val="16"/>
+        </w:rPr>
+        <w:t xml:space="preserve">+-----------------------------------------------------------------+</w:t>
+      </w:r>
+    </w:p>
+    <w:p>
+      <w:pPr>
+        <w:spacing w:after="0" w:before="0"/>
+      </w:pPr>
+      <w:r>
+        <w:rPr>
+          <w:rFonts w:ascii="Consolas" w:cs="Consolas" w:eastAsia="Consolas" w:hAnsi="Consolas"/>
+          <w:sz w:val="16"/>
+          <w:szCs w:val="16"/>
+        </w:rPr>
+        <w:t xml:space="preserve">                                |</w:t>
+      </w:r>
+    </w:p>
+    <w:p>
+      <w:pPr>
+        <w:spacing w:after="0" w:before="0"/>
+      </w:pPr>
+      <w:r>
+        <w:rPr>
+          <w:rFonts w:ascii="Consolas" w:cs="Consolas" w:eastAsia="Consolas" w:hAnsi="Consolas"/>
+          <w:sz w:val="16"/>
+          <w:szCs w:val="16"/>
+        </w:rPr>
+        <w:t xml:space="preserve">                                v</w:t>
+      </w:r>
+    </w:p>
+    <w:p>
+      <w:pPr>
+        <w:spacing w:after="0" w:before="0"/>
+      </w:pPr>
+      <w:r>
+        <w:rPr>
+          <w:rFonts w:ascii="Consolas" w:cs="Consolas" w:eastAsia="Consolas" w:hAnsi="Consolas"/>
+          <w:sz w:val="16"/>
+          <w:szCs w:val="16"/>
+        </w:rPr>
+        <w:t xml:space="preserve">+-----------------------------------------------------------------+</w:t>
+      </w:r>
+    </w:p>
+    <w:p>
+      <w:pPr>
+        <w:spacing w:after="0" w:before="0"/>
+      </w:pPr>
+      <w:r>
+        <w:rPr>
+          <w:rFonts w:ascii="Consolas" w:cs="Consolas" w:eastAsia="Consolas" w:hAnsi="Consolas"/>
+          <w:sz w:val="16"/>
+          <w:szCs w:val="16"/>
+        </w:rPr>
+        <w:t xml:space="preserve">|                     Job Posting &amp; Moderation                    |</w:t>
+      </w:r>
+    </w:p>
+    <w:p>
+      <w:pPr>
+        <w:spacing w:after="0" w:before="0"/>
+      </w:pPr>
+      <w:r>
+        <w:rPr>
+          <w:rFonts w:ascii="Consolas" w:cs="Consolas" w:eastAsia="Consolas" w:hAnsi="Consolas"/>
+          <w:sz w:val="16"/>
+          <w:szCs w:val="16"/>
+        </w:rPr>
+        <w:t xml:space="preserve">|  [Create Post]                                                  |</w:t>
+      </w:r>
+    </w:p>
+    <w:p>
+      <w:pPr>
+        <w:spacing w:after="0" w:before="0"/>
+      </w:pPr>
+      <w:r>
+        <w:rPr>
+          <w:rFonts w:ascii="Consolas" w:cs="Consolas" w:eastAsia="Consolas" w:hAnsi="Consolas"/>
+          <w:sz w:val="16"/>
+          <w:szCs w:val="16"/>
+        </w:rPr>
+        <w:t xml:space="preserve">|        |                                                        |</w:t>
+      </w:r>
+    </w:p>
+    <w:p>
+      <w:pPr>
+        <w:spacing w:after="0" w:before="0"/>
+      </w:pPr>
+      <w:r>
+        <w:rPr>
+          <w:rFonts w:ascii="Consolas" w:cs="Consolas" w:eastAsia="Consolas" w:hAnsi="Consolas"/>
+          <w:sz w:val="16"/>
+          <w:szCs w:val="16"/>
+        </w:rPr>
+        <w:t xml:space="preserve">|        v                                                        |</w:t>
+      </w:r>
+    </w:p>
+    <w:p>
+      <w:pPr>
+        <w:spacing w:after="0" w:before="0"/>
+      </w:pPr>
+      <w:r>
+        <w:rPr>
+          <w:rFonts w:ascii="Consolas" w:cs="Consolas" w:eastAsia="Consolas" w:hAnsi="Consolas"/>
+          <w:sz w:val="16"/>
+          <w:szCs w:val="16"/>
+        </w:rPr>
+        <w:t xml:space="preserve">|  [Post Status: Pending] (Hidden from Feed)                      |</w:t>
+      </w:r>
+    </w:p>
+    <w:p>
+      <w:pPr>
+        <w:spacing w:after="0" w:before="0"/>
+      </w:pPr>
+      <w:r>
+        <w:rPr>
+          <w:rFonts w:ascii="Consolas" w:cs="Consolas" w:eastAsia="Consolas" w:hAnsi="Consolas"/>
+          <w:sz w:val="16"/>
+          <w:szCs w:val="16"/>
+        </w:rPr>
+        <w:t xml:space="preserve">|        |                                                        |</w:t>
+      </w:r>
+    </w:p>
+    <w:p>
+      <w:pPr>
+        <w:spacing w:after="0" w:before="0"/>
+      </w:pPr>
+      <w:r>
+        <w:rPr>
+          <w:rFonts w:ascii="Consolas" w:cs="Consolas" w:eastAsia="Consolas" w:hAnsi="Consolas"/>
+          <w:sz w:val="16"/>
+          <w:szCs w:val="16"/>
+        </w:rPr>
+        <w:t xml:space="preserve">|        v                                                        |</w:t>
+      </w:r>
+    </w:p>
+    <w:p>
+      <w:pPr>
+        <w:spacing w:after="0" w:before="0"/>
+      </w:pPr>
+      <w:r>
+        <w:rPr>
+          <w:rFonts w:ascii="Consolas" w:cs="Consolas" w:eastAsia="Consolas" w:hAnsi="Consolas"/>
+          <w:sz w:val="16"/>
+          <w:szCs w:val="16"/>
+        </w:rPr>
+        <w:t xml:space="preserve">|  [Admin Review] ----(Approve)----&gt; [Post Status: Approved]      |</w:t>
+      </w:r>
+    </w:p>
+    <w:p>
+      <w:pPr>
+        <w:spacing w:after="0" w:before="0"/>
+      </w:pPr>
+      <w:r>
+        <w:rPr>
+          <w:rFonts w:ascii="Consolas" w:cs="Consolas" w:eastAsia="Consolas" w:hAnsi="Consolas"/>
+          <w:sz w:val="16"/>
+          <w:szCs w:val="16"/>
+        </w:rPr>
+        <w:t xml:space="preserve">|        |                                  |                     |</w:t>
+      </w:r>
+    </w:p>
+    <w:p>
+      <w:pPr>
+        <w:spacing w:after="0" w:before="0"/>
+      </w:pPr>
+      <w:r>
+        <w:rPr>
+          <w:rFonts w:ascii="Consolas" w:cs="Consolas" w:eastAsia="Consolas" w:hAnsi="Consolas"/>
+          <w:sz w:val="16"/>
+          <w:szCs w:val="16"/>
+        </w:rPr>
+        <w:t xml:space="preserve">|     (Reject)                           (Edit)                   |</w:t>
+      </w:r>
+    </w:p>
+    <w:p>
+      <w:pPr>
+        <w:spacing w:after="0" w:before="0"/>
+      </w:pPr>
+      <w:r>
+        <w:rPr>
+          <w:rFonts w:ascii="Consolas" w:cs="Consolas" w:eastAsia="Consolas" w:hAnsi="Consolas"/>
+          <w:sz w:val="16"/>
+          <w:szCs w:val="16"/>
+        </w:rPr>
+        <w:t xml:space="preserve">|        v                                  v                     |</w:t>
+      </w:r>
+    </w:p>
+    <w:p>
+      <w:pPr>
+        <w:spacing w:after="0" w:before="0"/>
+      </w:pPr>
+      <w:r>
+        <w:rPr>
+          <w:rFonts w:ascii="Consolas" w:cs="Consolas" w:eastAsia="Consolas" w:hAnsi="Consolas"/>
+          <w:sz w:val="16"/>
+          <w:szCs w:val="16"/>
+        </w:rPr>
+        <w:t xml:space="preserve">|  [Post Status: Rejected] &lt;--------- [Re-moderated]              |</w:t>
+      </w:r>
+    </w:p>
+    <w:p>
+      <w:pPr>
+        <w:spacing w:after="0" w:before="0"/>
+      </w:pPr>
+      <w:r>
+        <w:rPr>
+          <w:rFonts w:ascii="Consolas" w:cs="Consolas" w:eastAsia="Consolas" w:hAnsi="Consolas"/>
+          <w:sz w:val="16"/>
+          <w:szCs w:val="16"/>
+        </w:rPr>
+        <w:t xml:space="preserve">+-----------------------------------------------------------------+</w:t>
+      </w:r>
+    </w:p>
+    <w:p>
+      <w:pPr>
+        <w:spacing w:after="0" w:before="0"/>
+      </w:pPr>
+      <w:r>
+        <w:rPr>
+          <w:rFonts w:ascii="Consolas" w:cs="Consolas" w:eastAsia="Consolas" w:hAnsi="Consolas"/>
+          <w:sz w:val="16"/>
+          <w:szCs w:val="16"/>
+        </w:rPr>
+        <w:t xml:space="preserve">                                |</w:t>
+      </w:r>
+    </w:p>
+    <w:p>
+      <w:pPr>
+        <w:spacing w:after="0" w:before="0"/>
+      </w:pPr>
+      <w:r>
+        <w:rPr>
+          <w:rFonts w:ascii="Consolas" w:cs="Consolas" w:eastAsia="Consolas" w:hAnsi="Consolas"/>
+          <w:sz w:val="16"/>
+          <w:szCs w:val="16"/>
+        </w:rPr>
+        <w:t xml:space="preserve">                                v</w:t>
+      </w:r>
+    </w:p>
+    <w:p>
+      <w:pPr>
+        <w:spacing w:after="0" w:before="0"/>
+      </w:pPr>
+      <w:r>
+        <w:rPr>
+          <w:rFonts w:ascii="Consolas" w:cs="Consolas" w:eastAsia="Consolas" w:hAnsi="Consolas"/>
+          <w:sz w:val="16"/>
+          <w:szCs w:val="16"/>
+        </w:rPr>
+        <w:t xml:space="preserve">+-----------------------------------------------------------------+</w:t>
+      </w:r>
+    </w:p>
+    <w:p>
+      <w:pPr>
+        <w:spacing w:after="0" w:before="0"/>
+      </w:pPr>
+      <w:r>
+        <w:rPr>
+          <w:rFonts w:ascii="Consolas" w:cs="Consolas" w:eastAsia="Consolas" w:hAnsi="Consolas"/>
+          <w:sz w:val="16"/>
+          <w:szCs w:val="16"/>
+        </w:rPr>
+        <w:t xml:space="preserve">|                     Job Application &amp; Proposals                 |</w:t>
+      </w:r>
+    </w:p>
+    <w:p>
+      <w:pPr>
+        <w:spacing w:after="0" w:before="0"/>
+      </w:pPr>
+      <w:r>
+        <w:rPr>
+          <w:rFonts w:ascii="Consolas" w:cs="Consolas" w:eastAsia="Consolas" w:hAnsi="Consolas"/>
+          <w:sz w:val="16"/>
+          <w:szCs w:val="16"/>
+        </w:rPr>
+        <w:t xml:space="preserve">|  [Browse Feed] ---&gt; [View Post details] ---&gt; [Submit Proposal]  |</w:t>
+      </w:r>
+    </w:p>
+    <w:p>
+      <w:pPr>
+        <w:spacing w:after="0" w:before="0"/>
+      </w:pPr>
+      <w:r>
+        <w:rPr>
+          <w:rFonts w:ascii="Consolas" w:cs="Consolas" w:eastAsia="Consolas" w:hAnsi="Consolas"/>
+          <w:sz w:val="16"/>
+          <w:szCs w:val="16"/>
+        </w:rPr>
+        <w:t xml:space="preserve">|                                                   |             |</w:t>
+      </w:r>
+    </w:p>
+    <w:p>
+      <w:pPr>
+        <w:spacing w:after="0" w:before="0"/>
+      </w:pPr>
+      <w:r>
+        <w:rPr>
+          <w:rFonts w:ascii="Consolas" w:cs="Consolas" w:eastAsia="Consolas" w:hAnsi="Consolas"/>
+          <w:sz w:val="16"/>
+          <w:szCs w:val="16"/>
+        </w:rPr>
+        <w:t xml:space="preserve">|                                                   v             |</w:t>
+      </w:r>
+    </w:p>
+    <w:p>
+      <w:pPr>
+        <w:spacing w:after="0" w:before="0"/>
+      </w:pPr>
+      <w:r>
+        <w:rPr>
+          <w:rFonts w:ascii="Consolas" w:cs="Consolas" w:eastAsia="Consolas" w:hAnsi="Consolas"/>
+          <w:sz w:val="16"/>
+          <w:szCs w:val="16"/>
+        </w:rPr>
+        <w:t xml:space="preserve">|  [Notify Post Owner] ------------&gt; [Client Reviews Proposal]    |</w:t>
+      </w:r>
+    </w:p>
+    <w:p>
+      <w:pPr>
+        <w:spacing w:after="0" w:before="0"/>
+      </w:pPr>
+      <w:r>
+        <w:rPr>
+          <w:rFonts w:ascii="Consolas" w:cs="Consolas" w:eastAsia="Consolas" w:hAnsi="Consolas"/>
+          <w:sz w:val="16"/>
+          <w:szCs w:val="16"/>
+        </w:rPr>
+        <w:t xml:space="preserve">|                                                   |             |</w:t>
+      </w:r>
+    </w:p>
+    <w:p>
+      <w:pPr>
+        <w:spacing w:after="0" w:before="0"/>
+      </w:pPr>
+      <w:r>
+        <w:rPr>
+          <w:rFonts w:ascii="Consolas" w:cs="Consolas" w:eastAsia="Consolas" w:hAnsi="Consolas"/>
+          <w:sz w:val="16"/>
+          <w:szCs w:val="16"/>
+        </w:rPr>
+        <w:t xml:space="preserve">|                                      +------------+------------+|</w:t>
+      </w:r>
+    </w:p>
+    <w:p>
+      <w:pPr>
+        <w:spacing w:after="0" w:before="0"/>
+      </w:pPr>
+      <w:r>
+        <w:rPr>
+          <w:rFonts w:ascii="Consolas" w:cs="Consolas" w:eastAsia="Consolas" w:hAnsi="Consolas"/>
+          <w:sz w:val="16"/>
+          <w:szCs w:val="16"/>
+        </w:rPr>
+        <w:t xml:space="preserve">|                                      |                         ||</w:t>
+      </w:r>
+    </w:p>
+    <w:p>
+      <w:pPr>
+        <w:spacing w:after="0" w:before="0"/>
+      </w:pPr>
+      <w:r>
+        <w:rPr>
+          <w:rFonts w:ascii="Consolas" w:cs="Consolas" w:eastAsia="Consolas" w:hAnsi="Consolas"/>
+          <w:sz w:val="16"/>
+          <w:szCs w:val="16"/>
+        </w:rPr>
+        <w:t xml:space="preserve">|                                  (Accept)                  (Reject)</w:t>
+      </w:r>
+    </w:p>
+    <w:p>
+      <w:pPr>
+        <w:spacing w:after="0" w:before="0"/>
+      </w:pPr>
+      <w:r>
+        <w:rPr>
+          <w:rFonts w:ascii="Consolas" w:cs="Consolas" w:eastAsia="Consolas" w:hAnsi="Consolas"/>
+          <w:sz w:val="16"/>
+          <w:szCs w:val="16"/>
+        </w:rPr>
+        <w:t xml:space="preserve">|                                      v                         v|</w:t>
+      </w:r>
+    </w:p>
+    <w:p>
+      <w:pPr>
+        <w:spacing w:after="0" w:before="0"/>
+      </w:pPr>
+      <w:r>
+        <w:rPr>
+          <w:rFonts w:ascii="Consolas" w:cs="Consolas" w:eastAsia="Consolas" w:hAnsi="Consolas"/>
+          <w:sz w:val="16"/>
+          <w:szCs w:val="16"/>
+        </w:rPr>
+        <w:t xml:space="preserve">|                              [Open Direct Chat]       [Update Status]</w:t>
+      </w:r>
+    </w:p>
+    <w:p>
+      <w:pPr>
+        <w:spacing w:after="0" w:before="0"/>
+      </w:pPr>
+      <w:r>
+        <w:rPr>
+          <w:rFonts w:ascii="Consolas" w:cs="Consolas" w:eastAsia="Consolas" w:hAnsi="Consolas"/>
+          <w:sz w:val="16"/>
+          <w:szCs w:val="16"/>
+        </w:rPr>
+        <w:t xml:space="preserve">+-----------------------------------------------------------------+</w:t>
+      </w:r>
+    </w:p>
+    <w:p>
+      <w:pPr>
+        <w:spacing w:after="0" w:before="0"/>
+      </w:pPr>
+      <w:r>
+        <w:rPr>
+          <w:rFonts w:ascii="Consolas" w:cs="Consolas" w:eastAsia="Consolas" w:hAnsi="Consolas"/>
+          <w:sz w:val="16"/>
+          <w:szCs w:val="16"/>
+        </w:rPr>
+        <w:t xml:space="preserve">                                |</w:t>
+      </w:r>
+    </w:p>
+    <w:p>
+      <w:pPr>
+        <w:spacing w:after="0" w:before="0"/>
+      </w:pPr>
+      <w:r>
+        <w:rPr>
+          <w:rFonts w:ascii="Consolas" w:cs="Consolas" w:eastAsia="Consolas" w:hAnsi="Consolas"/>
+          <w:sz w:val="16"/>
+          <w:szCs w:val="16"/>
+        </w:rPr>
+        <w:t xml:space="preserve">                                v</w:t>
+      </w:r>
+    </w:p>
+    <w:p>
+      <w:pPr>
+        <w:spacing w:after="0" w:before="0"/>
+      </w:pPr>
+      <w:r>
+        <w:rPr>
+          <w:rFonts w:ascii="Consolas" w:cs="Consolas" w:eastAsia="Consolas" w:hAnsi="Consolas"/>
+          <w:sz w:val="16"/>
+          <w:szCs w:val="16"/>
+        </w:rPr>
+        <w:t xml:space="preserve">+-----------------------------------------------------------------+</w:t>
+      </w:r>
+    </w:p>
+    <w:p>
+      <w:pPr>
+        <w:spacing w:after="0" w:before="0"/>
+      </w:pPr>
+      <w:r>
+        <w:rPr>
+          <w:rFonts w:ascii="Consolas" w:cs="Consolas" w:eastAsia="Consolas" w:hAnsi="Consolas"/>
+          <w:sz w:val="16"/>
+          <w:szCs w:val="16"/>
+        </w:rPr>
+        <w:t xml:space="preserve">|                         Support Helpdesk                        |</w:t>
+      </w:r>
+    </w:p>
+    <w:p>
+      <w:pPr>
+        <w:spacing w:after="0" w:before="0"/>
+      </w:pPr>
+      <w:r>
+        <w:rPr>
+          <w:rFonts w:ascii="Consolas" w:cs="Consolas" w:eastAsia="Consolas" w:hAnsi="Consolas"/>
+          <w:sz w:val="16"/>
+          <w:szCs w:val="16"/>
+        </w:rPr>
+        <w:t xml:space="preserve">|  [User submits Support Ticket] ---&gt; [Admin Support Inbox Queue] |</w:t>
+      </w:r>
+    </w:p>
+    <w:p>
+      <w:pPr>
+        <w:spacing w:after="0" w:before="0"/>
+      </w:pPr>
+      <w:r>
+        <w:rPr>
+          <w:rFonts w:ascii="Consolas" w:cs="Consolas" w:eastAsia="Consolas" w:hAnsi="Consolas"/>
+          <w:sz w:val="16"/>
+          <w:szCs w:val="16"/>
+        </w:rPr>
+        <w:t xml:space="preserve">|                                                |                |</w:t>
+      </w:r>
+    </w:p>
+    <w:p>
+      <w:pPr>
+        <w:spacing w:after="0" w:before="0"/>
+      </w:pPr>
+      <w:r>
+        <w:rPr>
+          <w:rFonts w:ascii="Consolas" w:cs="Consolas" w:eastAsia="Consolas" w:hAnsi="Consolas"/>
+          <w:sz w:val="16"/>
+          <w:szCs w:val="16"/>
+        </w:rPr>
+        <w:t xml:space="preserve">|                                                v                |</w:t>
+      </w:r>
+    </w:p>
+    <w:p>
+      <w:pPr>
+        <w:spacing w:after="0" w:before="0"/>
+      </w:pPr>
+      <w:r>
+        <w:rPr>
+          <w:rFonts w:ascii="Consolas" w:cs="Consolas" w:eastAsia="Consolas" w:hAnsi="Consolas"/>
+          <w:sz w:val="16"/>
+          <w:szCs w:val="16"/>
+        </w:rPr>
+        <w:t xml:space="preserve">|                                    [Live Support Desk Chat]     |</w:t>
+      </w:r>
+    </w:p>
+    <w:p>
+      <w:pPr>
+        <w:spacing w:after="0" w:before="0"/>
+      </w:pPr>
+      <w:r>
+        <w:rPr>
+          <w:rFonts w:ascii="Consolas" w:cs="Consolas" w:eastAsia="Consolas" w:hAnsi="Consolas"/>
+          <w:sz w:val="16"/>
+          <w:szCs w:val="16"/>
+        </w:rPr>
+        <w:t xml:space="preserve">+-----------------------------------------------------------------+</w:t>
       </w:r>
     </w:p>
     <w:p>

--- a/FreelanceHub_Project_Report.docx
+++ b/FreelanceHub_Project_Report.docx
@@ -3426,6 +3426,30 @@
     </w:p>
     <w:p>
       <w:pPr>
+        <w:pStyle w:val="Heading2"/>
+      </w:pPr>
+      <w:r>
+        <w:t xml:space="preserve">8.8 Forgot Password and Reset Password Flow</w:t>
+      </w:r>
+    </w:p>
+    <w:p>
+      <w:pPr>
+        <w:spacing w:after="120"/>
+      </w:pPr>
+      <w:r>
+        <w:t xml:space="preserve">A complete forgot/reset password flow was implemented using a stateless JWT approach. When a user requests a reset link via POST /api/auth/forgot-password, the server signs a short-lived JWT (15 minutes) using a secret derived from JWT_SECRET concatenated with the user's current bcrypt password hash. This design means the token automatically becomes invalid the moment the password is changed — providing single-use semantics without adding any new columns to the users table and without requiring a database migration.</w:t>
+      </w:r>
+    </w:p>
+    <w:p>
+      <w:pPr>
+        <w:spacing w:after="120"/>
+      </w:pPr>
+      <w:r>
+        <w:t xml:space="preserve">The reset URL is returned in the API response for development environments (enabling testing without SMTP configuration). The frontend ForgotPassword.jsx page renders the link in a styled Development Mock Link block. The ResetPassword.jsx page reads token and id from URL query parameters, validates password length and confirmation match, and calls POST /api/auth/reset-password. On success, the user is redirected to the login page. An automated end-to-end test script verified all five steps: token generation, password reset, login with new password, token replay rejection, and password restoration.</w:t>
+      </w:r>
+    </w:p>
+    <w:p>
+      <w:pPr>
         <w:pStyle w:val="Heading1"/>
       </w:pPr>
       <w:r>
@@ -3534,6 +3558,19 @@
       </w:pPr>
       <w:r>
         <w:t xml:space="preserve">Blocked-user session termination and a 401 auto-logout interceptor.</w:t>
+      </w:r>
+    </w:p>
+    <w:p>
+      <w:pPr>
+        <w:pStyle w:val="ListParagraph"/>
+        <w:numPr>
+          <w:ilvl w:val="0"/>
+          <w:numId w:val="2"/>
+        </w:numPr>
+        <w:spacing w:after="40"/>
+      </w:pPr>
+      <w:r>
+        <w:t xml:space="preserve">Stateless password reset tokens signed with JWT_SECRET + password hash — auto-invalidate on first use and on any subsequent password change, with no additional DB columns required.</w:t>
       </w:r>
     </w:p>
     <w:p>
@@ -5573,6 +5610,338 @@
           </w:p>
         </w:tc>
       </w:tr>
+      <w:tr>
+        <w:tc>
+          <w:tcPr>
+            <w:tcW w:type="dxa" w:w="560"/>
+            <w:tcBorders>
+              <w:top w:val="single" w:color="BBBBBB" w:sz="1"/>
+              <w:left w:val="single" w:color="BBBBBB" w:sz="1"/>
+              <w:bottom w:val="single" w:color="BBBBBB" w:sz="1"/>
+              <w:right w:val="single" w:color="BBBBBB" w:sz="1"/>
+            </w:tcBorders>
+            <w:shd w:fill="EEF2FB" w:val="clear"/>
+            <w:tcMar>
+              <w:top w:type="dxa" w:w="70"/>
+              <w:left w:type="dxa" w:w="120"/>
+              <w:bottom w:type="dxa" w:w="70"/>
+              <w:right w:type="dxa" w:w="120"/>
+            </w:tcMar>
+          </w:tcPr>
+          <w:p>
+            <w:r>
+              <w:rPr>
+                <w:sz w:val="20"/>
+                <w:szCs w:val="20"/>
+              </w:rPr>
+              <w:t xml:space="preserve">24</w:t>
+            </w:r>
+          </w:p>
+        </w:tc>
+        <w:tc>
+          <w:tcPr>
+            <w:tcW w:type="dxa" w:w="1700"/>
+            <w:tcBorders>
+              <w:top w:val="single" w:color="BBBBBB" w:sz="1"/>
+              <w:left w:val="single" w:color="BBBBBB" w:sz="1"/>
+              <w:bottom w:val="single" w:color="BBBBBB" w:sz="1"/>
+              <w:right w:val="single" w:color="BBBBBB" w:sz="1"/>
+            </w:tcBorders>
+            <w:shd w:fill="EEF2FB" w:val="clear"/>
+            <w:tcMar>
+              <w:top w:type="dxa" w:w="70"/>
+              <w:left w:type="dxa" w:w="120"/>
+              <w:bottom w:type="dxa" w:w="70"/>
+              <w:right w:type="dxa" w:w="120"/>
+            </w:tcMar>
+          </w:tcPr>
+          <w:p>
+            <w:r>
+              <w:rPr>
+                <w:sz w:val="20"/>
+                <w:szCs w:val="20"/>
+              </w:rPr>
+              <w:t xml:space="preserve">UI Fix</w:t>
+            </w:r>
+          </w:p>
+        </w:tc>
+        <w:tc>
+          <w:tcPr>
+            <w:tcW w:type="dxa" w:w="7100"/>
+            <w:tcBorders>
+              <w:top w:val="single" w:color="BBBBBB" w:sz="1"/>
+              <w:left w:val="single" w:color="BBBBBB" w:sz="1"/>
+              <w:bottom w:val="single" w:color="BBBBBB" w:sz="1"/>
+              <w:right w:val="single" w:color="BBBBBB" w:sz="1"/>
+            </w:tcBorders>
+            <w:shd w:fill="EEF2FB" w:val="clear"/>
+            <w:tcMar>
+              <w:top w:type="dxa" w:w="70"/>
+              <w:left w:type="dxa" w:w="120"/>
+              <w:bottom w:type="dxa" w:w="70"/>
+              <w:right w:type="dxa" w:w="120"/>
+            </w:tcMar>
+          </w:tcPr>
+          <w:p>
+            <w:r>
+              <w:rPr>
+                <w:sz w:val="20"/>
+                <w:szCs w:val="20"/>
+              </w:rPr>
+              <w:t xml:space="preserve">Redesigned Admin panel mobile header layout: hamburger menu (top-left), brand logo/name (top-center), theme toggle + notification bell + profile icon (top-right) using a strict 3-column flex grid.</w:t>
+            </w:r>
+          </w:p>
+        </w:tc>
+      </w:tr>
+      <w:tr>
+        <w:tc>
+          <w:tcPr>
+            <w:tcW w:type="dxa" w:w="560"/>
+            <w:tcBorders>
+              <w:top w:val="single" w:color="BBBBBB" w:sz="1"/>
+              <w:left w:val="single" w:color="BBBBBB" w:sz="1"/>
+              <w:bottom w:val="single" w:color="BBBBBB" w:sz="1"/>
+              <w:right w:val="single" w:color="BBBBBB" w:sz="1"/>
+            </w:tcBorders>
+            <w:shd w:fill="FFFFFF" w:val="clear"/>
+            <w:tcMar>
+              <w:top w:type="dxa" w:w="70"/>
+              <w:left w:type="dxa" w:w="120"/>
+              <w:bottom w:type="dxa" w:w="70"/>
+              <w:right w:type="dxa" w:w="120"/>
+            </w:tcMar>
+          </w:tcPr>
+          <w:p>
+            <w:r>
+              <w:rPr>
+                <w:sz w:val="20"/>
+                <w:szCs w:val="20"/>
+              </w:rPr>
+              <w:t xml:space="preserve">25</w:t>
+            </w:r>
+          </w:p>
+        </w:tc>
+        <w:tc>
+          <w:tcPr>
+            <w:tcW w:type="dxa" w:w="1700"/>
+            <w:tcBorders>
+              <w:top w:val="single" w:color="BBBBBB" w:sz="1"/>
+              <w:left w:val="single" w:color="BBBBBB" w:sz="1"/>
+              <w:bottom w:val="single" w:color="BBBBBB" w:sz="1"/>
+              <w:right w:val="single" w:color="BBBBBB" w:sz="1"/>
+            </w:tcBorders>
+            <w:shd w:fill="FFFFFF" w:val="clear"/>
+            <w:tcMar>
+              <w:top w:type="dxa" w:w="70"/>
+              <w:left w:type="dxa" w:w="120"/>
+              <w:bottom w:type="dxa" w:w="70"/>
+              <w:right w:type="dxa" w:w="120"/>
+            </w:tcMar>
+          </w:tcPr>
+          <w:p>
+            <w:r>
+              <w:rPr>
+                <w:sz w:val="20"/>
+                <w:szCs w:val="20"/>
+              </w:rPr>
+              <w:t xml:space="preserve">Bug Fix</w:t>
+            </w:r>
+          </w:p>
+        </w:tc>
+        <w:tc>
+          <w:tcPr>
+            <w:tcW w:type="dxa" w:w="7100"/>
+            <w:tcBorders>
+              <w:top w:val="single" w:color="BBBBBB" w:sz="1"/>
+              <w:left w:val="single" w:color="BBBBBB" w:sz="1"/>
+              <w:bottom w:val="single" w:color="BBBBBB" w:sz="1"/>
+              <w:right w:val="single" w:color="BBBBBB" w:sz="1"/>
+            </w:tcBorders>
+            <w:shd w:fill="FFFFFF" w:val="clear"/>
+            <w:tcMar>
+              <w:top w:type="dxa" w:w="70"/>
+              <w:left w:type="dxa" w:w="120"/>
+              <w:bottom w:type="dxa" w:w="70"/>
+              <w:right w:type="dxa" w:w="120"/>
+            </w:tcMar>
+          </w:tcPr>
+          <w:p>
+            <w:r>
+              <w:rPr>
+                <w:sz w:val="20"/>
+                <w:szCs w:val="20"/>
+              </w:rPr>
+              <w:t xml:space="preserve">Fixed delete button in admin action tables not triggering API calls — corrected confirmation modal state handling and wired through the delete handler correctly.</w:t>
+            </w:r>
+          </w:p>
+        </w:tc>
+      </w:tr>
+      <w:tr>
+        <w:tc>
+          <w:tcPr>
+            <w:tcW w:type="dxa" w:w="560"/>
+            <w:tcBorders>
+              <w:top w:val="single" w:color="BBBBBB" w:sz="1"/>
+              <w:left w:val="single" w:color="BBBBBB" w:sz="1"/>
+              <w:bottom w:val="single" w:color="BBBBBB" w:sz="1"/>
+              <w:right w:val="single" w:color="BBBBBB" w:sz="1"/>
+            </w:tcBorders>
+            <w:shd w:fill="EEF2FB" w:val="clear"/>
+            <w:tcMar>
+              <w:top w:type="dxa" w:w="70"/>
+              <w:left w:type="dxa" w:w="120"/>
+              <w:bottom w:type="dxa" w:w="70"/>
+              <w:right w:type="dxa" w:w="120"/>
+            </w:tcMar>
+          </w:tcPr>
+          <w:p>
+            <w:r>
+              <w:rPr>
+                <w:sz w:val="20"/>
+                <w:szCs w:val="20"/>
+              </w:rPr>
+              <w:t xml:space="preserve">26</w:t>
+            </w:r>
+          </w:p>
+        </w:tc>
+        <w:tc>
+          <w:tcPr>
+            <w:tcW w:type="dxa" w:w="1700"/>
+            <w:tcBorders>
+              <w:top w:val="single" w:color="BBBBBB" w:sz="1"/>
+              <w:left w:val="single" w:color="BBBBBB" w:sz="1"/>
+              <w:bottom w:val="single" w:color="BBBBBB" w:sz="1"/>
+              <w:right w:val="single" w:color="BBBBBB" w:sz="1"/>
+            </w:tcBorders>
+            <w:shd w:fill="EEF2FB" w:val="clear"/>
+            <w:tcMar>
+              <w:top w:type="dxa" w:w="70"/>
+              <w:left w:type="dxa" w:w="120"/>
+              <w:bottom w:type="dxa" w:w="70"/>
+              <w:right w:type="dxa" w:w="120"/>
+            </w:tcMar>
+          </w:tcPr>
+          <w:p>
+            <w:r>
+              <w:rPr>
+                <w:sz w:val="20"/>
+                <w:szCs w:val="20"/>
+              </w:rPr>
+              <w:t xml:space="preserve">Feature</w:t>
+            </w:r>
+          </w:p>
+        </w:tc>
+        <w:tc>
+          <w:tcPr>
+            <w:tcW w:type="dxa" w:w="7100"/>
+            <w:tcBorders>
+              <w:top w:val="single" w:color="BBBBBB" w:sz="1"/>
+              <w:left w:val="single" w:color="BBBBBB" w:sz="1"/>
+              <w:bottom w:val="single" w:color="BBBBBB" w:sz="1"/>
+              <w:right w:val="single" w:color="BBBBBB" w:sz="1"/>
+            </w:tcBorders>
+            <w:shd w:fill="EEF2FB" w:val="clear"/>
+            <w:tcMar>
+              <w:top w:type="dxa" w:w="70"/>
+              <w:left w:type="dxa" w:w="120"/>
+              <w:bottom w:type="dxa" w:w="70"/>
+              <w:right w:type="dxa" w:w="120"/>
+            </w:tcMar>
+          </w:tcPr>
+          <w:p>
+            <w:r>
+              <w:rPr>
+                <w:sz w:val="20"/>
+                <w:szCs w:val="20"/>
+              </w:rPr>
+              <w:t xml:space="preserve">Implemented complete Forgot Password / Reset Password flow: stateless JWT token (15-minute expiry, signed with JWT_SECRET + bcrypt hash), POST /api/auth/forgot-password, POST /api/auth/reset-password, ForgotPassword.jsx, ResetPassword.jsx pages with dev mock link display.</w:t>
+            </w:r>
+          </w:p>
+        </w:tc>
+      </w:tr>
+      <w:tr>
+        <w:tc>
+          <w:tcPr>
+            <w:tcW w:type="dxa" w:w="560"/>
+            <w:tcBorders>
+              <w:top w:val="single" w:color="BBBBBB" w:sz="1"/>
+              <w:left w:val="single" w:color="BBBBBB" w:sz="1"/>
+              <w:bottom w:val="single" w:color="BBBBBB" w:sz="1"/>
+              <w:right w:val="single" w:color="BBBBBB" w:sz="1"/>
+            </w:tcBorders>
+            <w:shd w:fill="FFFFFF" w:val="clear"/>
+            <w:tcMar>
+              <w:top w:type="dxa" w:w="70"/>
+              <w:left w:type="dxa" w:w="120"/>
+              <w:bottom w:type="dxa" w:w="70"/>
+              <w:right w:type="dxa" w:w="120"/>
+            </w:tcMar>
+          </w:tcPr>
+          <w:p>
+            <w:r>
+              <w:rPr>
+                <w:sz w:val="20"/>
+                <w:szCs w:val="20"/>
+              </w:rPr>
+              <w:t xml:space="preserve">27</w:t>
+            </w:r>
+          </w:p>
+        </w:tc>
+        <w:tc>
+          <w:tcPr>
+            <w:tcW w:type="dxa" w:w="1700"/>
+            <w:tcBorders>
+              <w:top w:val="single" w:color="BBBBBB" w:sz="1"/>
+              <w:left w:val="single" w:color="BBBBBB" w:sz="1"/>
+              <w:bottom w:val="single" w:color="BBBBBB" w:sz="1"/>
+              <w:right w:val="single" w:color="BBBBBB" w:sz="1"/>
+            </w:tcBorders>
+            <w:shd w:fill="FFFFFF" w:val="clear"/>
+            <w:tcMar>
+              <w:top w:type="dxa" w:w="70"/>
+              <w:left w:type="dxa" w:w="120"/>
+              <w:bottom w:type="dxa" w:w="70"/>
+              <w:right w:type="dxa" w:w="120"/>
+            </w:tcMar>
+          </w:tcPr>
+          <w:p>
+            <w:r>
+              <w:rPr>
+                <w:sz w:val="20"/>
+                <w:szCs w:val="20"/>
+              </w:rPr>
+              <w:t xml:space="preserve">Security</w:t>
+            </w:r>
+          </w:p>
+        </w:tc>
+        <w:tc>
+          <w:tcPr>
+            <w:tcW w:type="dxa" w:w="7100"/>
+            <w:tcBorders>
+              <w:top w:val="single" w:color="BBBBBB" w:sz="1"/>
+              <w:left w:val="single" w:color="BBBBBB" w:sz="1"/>
+              <w:bottom w:val="single" w:color="BBBBBB" w:sz="1"/>
+              <w:right w:val="single" w:color="BBBBBB" w:sz="1"/>
+            </w:tcBorders>
+            <w:shd w:fill="FFFFFF" w:val="clear"/>
+            <w:tcMar>
+              <w:top w:type="dxa" w:w="70"/>
+              <w:left w:type="dxa" w:w="120"/>
+              <w:bottom w:type="dxa" w:w="70"/>
+              <w:right w:type="dxa" w:w="120"/>
+            </w:tcMar>
+          </w:tcPr>
+          <w:p>
+            <w:r>
+              <w:rPr>
+                <w:sz w:val="20"/>
+                <w:szCs w:val="20"/>
+              </w:rPr>
+              <w:t xml:space="preserve">Stateless reset token design ensures tokens automatically invalidate on first use and on any subsequent password change, with zero database schema changes required.</w:t>
+            </w:r>
+          </w:p>
+        </w:tc>
+      </w:tr>
     </w:tbl>
     <w:p>
       <w:pPr>
@@ -6287,6 +6656,230 @@
           </w:p>
         </w:tc>
       </w:tr>
+      <w:tr>
+        <w:tc>
+          <w:tcPr>
+            <w:tcW w:type="dxa" w:w="5200"/>
+            <w:tcBorders>
+              <w:top w:val="single" w:color="BBBBBB" w:sz="1"/>
+              <w:left w:val="single" w:color="BBBBBB" w:sz="1"/>
+              <w:bottom w:val="single" w:color="BBBBBB" w:sz="1"/>
+              <w:right w:val="single" w:color="BBBBBB" w:sz="1"/>
+            </w:tcBorders>
+            <w:shd w:fill="EEF2FB" w:val="clear"/>
+            <w:tcMar>
+              <w:top w:type="dxa" w:w="70"/>
+              <w:left w:type="dxa" w:w="120"/>
+              <w:bottom w:type="dxa" w:w="70"/>
+              <w:right w:type="dxa" w:w="120"/>
+            </w:tcMar>
+          </w:tcPr>
+          <w:p>
+            <w:r>
+              <w:rPr>
+                <w:sz w:val="20"/>
+                <w:szCs w:val="20"/>
+              </w:rPr>
+              <w:t xml:space="preserve">Forgot password — generate reset link</w:t>
+            </w:r>
+          </w:p>
+        </w:tc>
+        <w:tc>
+          <w:tcPr>
+            <w:tcW w:type="dxa" w:w="4160"/>
+            <w:tcBorders>
+              <w:top w:val="single" w:color="BBBBBB" w:sz="1"/>
+              <w:left w:val="single" w:color="BBBBBB" w:sz="1"/>
+              <w:bottom w:val="single" w:color="BBBBBB" w:sz="1"/>
+              <w:right w:val="single" w:color="BBBBBB" w:sz="1"/>
+            </w:tcBorders>
+            <w:shd w:fill="EEF2FB" w:val="clear"/>
+            <w:tcMar>
+              <w:top w:type="dxa" w:w="70"/>
+              <w:left w:type="dxa" w:w="120"/>
+              <w:bottom w:type="dxa" w:w="70"/>
+              <w:right w:type="dxa" w:w="120"/>
+            </w:tcMar>
+          </w:tcPr>
+          <w:p>
+            <w:r>
+              <w:rPr>
+                <w:sz w:val="20"/>
+                <w:szCs w:val="20"/>
+              </w:rPr>
+              <w:t xml:space="preserve">Pass — token returned in response, valid for 15 minutes</w:t>
+            </w:r>
+          </w:p>
+        </w:tc>
+      </w:tr>
+      <w:tr>
+        <w:tc>
+          <w:tcPr>
+            <w:tcW w:type="dxa" w:w="5200"/>
+            <w:tcBorders>
+              <w:top w:val="single" w:color="BBBBBB" w:sz="1"/>
+              <w:left w:val="single" w:color="BBBBBB" w:sz="1"/>
+              <w:bottom w:val="single" w:color="BBBBBB" w:sz="1"/>
+              <w:right w:val="single" w:color="BBBBBB" w:sz="1"/>
+            </w:tcBorders>
+            <w:shd w:fill="FFFFFF" w:val="clear"/>
+            <w:tcMar>
+              <w:top w:type="dxa" w:w="70"/>
+              <w:left w:type="dxa" w:w="120"/>
+              <w:bottom w:type="dxa" w:w="70"/>
+              <w:right w:type="dxa" w:w="120"/>
+            </w:tcMar>
+          </w:tcPr>
+          <w:p>
+            <w:r>
+              <w:rPr>
+                <w:sz w:val="20"/>
+                <w:szCs w:val="20"/>
+              </w:rPr>
+              <w:t xml:space="preserve">Reset password — apply token and login</w:t>
+            </w:r>
+          </w:p>
+        </w:tc>
+        <w:tc>
+          <w:tcPr>
+            <w:tcW w:type="dxa" w:w="4160"/>
+            <w:tcBorders>
+              <w:top w:val="single" w:color="BBBBBB" w:sz="1"/>
+              <w:left w:val="single" w:color="BBBBBB" w:sz="1"/>
+              <w:bottom w:val="single" w:color="BBBBBB" w:sz="1"/>
+              <w:right w:val="single" w:color="BBBBBB" w:sz="1"/>
+            </w:tcBorders>
+            <w:shd w:fill="FFFFFF" w:val="clear"/>
+            <w:tcMar>
+              <w:top w:type="dxa" w:w="70"/>
+              <w:left w:type="dxa" w:w="120"/>
+              <w:bottom w:type="dxa" w:w="70"/>
+              <w:right w:type="dxa" w:w="120"/>
+            </w:tcMar>
+          </w:tcPr>
+          <w:p>
+            <w:r>
+              <w:rPr>
+                <w:sz w:val="20"/>
+                <w:szCs w:val="20"/>
+              </w:rPr>
+              <w:t xml:space="preserve">Pass — password changed, login successful with new password</w:t>
+            </w:r>
+          </w:p>
+        </w:tc>
+      </w:tr>
+      <w:tr>
+        <w:tc>
+          <w:tcPr>
+            <w:tcW w:type="dxa" w:w="5200"/>
+            <w:tcBorders>
+              <w:top w:val="single" w:color="BBBBBB" w:sz="1"/>
+              <w:left w:val="single" w:color="BBBBBB" w:sz="1"/>
+              <w:bottom w:val="single" w:color="BBBBBB" w:sz="1"/>
+              <w:right w:val="single" w:color="BBBBBB" w:sz="1"/>
+            </w:tcBorders>
+            <w:shd w:fill="EEF2FB" w:val="clear"/>
+            <w:tcMar>
+              <w:top w:type="dxa" w:w="70"/>
+              <w:left w:type="dxa" w:w="120"/>
+              <w:bottom w:type="dxa" w:w="70"/>
+              <w:right w:type="dxa" w:w="120"/>
+            </w:tcMar>
+          </w:tcPr>
+          <w:p>
+            <w:r>
+              <w:rPr>
+                <w:sz w:val="20"/>
+                <w:szCs w:val="20"/>
+              </w:rPr>
+              <w:t xml:space="preserve">Reset password — replay attack prevention</w:t>
+            </w:r>
+          </w:p>
+        </w:tc>
+        <w:tc>
+          <w:tcPr>
+            <w:tcW w:type="dxa" w:w="4160"/>
+            <w:tcBorders>
+              <w:top w:val="single" w:color="BBBBBB" w:sz="1"/>
+              <w:left w:val="single" w:color="BBBBBB" w:sz="1"/>
+              <w:bottom w:val="single" w:color="BBBBBB" w:sz="1"/>
+              <w:right w:val="single" w:color="BBBBBB" w:sz="1"/>
+            </w:tcBorders>
+            <w:shd w:fill="EEF2FB" w:val="clear"/>
+            <w:tcMar>
+              <w:top w:type="dxa" w:w="70"/>
+              <w:left w:type="dxa" w:w="120"/>
+              <w:bottom w:type="dxa" w:w="70"/>
+              <w:right w:type="dxa" w:w="120"/>
+            </w:tcMar>
+          </w:tcPr>
+          <w:p>
+            <w:r>
+              <w:rPr>
+                <w:sz w:val="20"/>
+                <w:szCs w:val="20"/>
+              </w:rPr>
+              <w:t xml:space="preserve">Pass — second use of same token returns 400 Invalid or expired</w:t>
+            </w:r>
+          </w:p>
+        </w:tc>
+      </w:tr>
+      <w:tr>
+        <w:tc>
+          <w:tcPr>
+            <w:tcW w:type="dxa" w:w="5200"/>
+            <w:tcBorders>
+              <w:top w:val="single" w:color="BBBBBB" w:sz="1"/>
+              <w:left w:val="single" w:color="BBBBBB" w:sz="1"/>
+              <w:bottom w:val="single" w:color="BBBBBB" w:sz="1"/>
+              <w:right w:val="single" w:color="BBBBBB" w:sz="1"/>
+            </w:tcBorders>
+            <w:shd w:fill="FFFFFF" w:val="clear"/>
+            <w:tcMar>
+              <w:top w:type="dxa" w:w="70"/>
+              <w:left w:type="dxa" w:w="120"/>
+              <w:bottom w:type="dxa" w:w="70"/>
+              <w:right w:type="dxa" w:w="120"/>
+            </w:tcMar>
+          </w:tcPr>
+          <w:p>
+            <w:r>
+              <w:rPr>
+                <w:sz w:val="20"/>
+                <w:szCs w:val="20"/>
+              </w:rPr>
+              <w:t xml:space="preserve">Admin mobile header layout</w:t>
+            </w:r>
+          </w:p>
+        </w:tc>
+        <w:tc>
+          <w:tcPr>
+            <w:tcW w:type="dxa" w:w="4160"/>
+            <w:tcBorders>
+              <w:top w:val="single" w:color="BBBBBB" w:sz="1"/>
+              <w:left w:val="single" w:color="BBBBBB" w:sz="1"/>
+              <w:bottom w:val="single" w:color="BBBBBB" w:sz="1"/>
+              <w:right w:val="single" w:color="BBBBBB" w:sz="1"/>
+            </w:tcBorders>
+            <w:shd w:fill="FFFFFF" w:val="clear"/>
+            <w:tcMar>
+              <w:top w:type="dxa" w:w="70"/>
+              <w:left w:type="dxa" w:w="120"/>
+              <w:bottom w:type="dxa" w:w="70"/>
+              <w:right w:type="dxa" w:w="120"/>
+            </w:tcMar>
+          </w:tcPr>
+          <w:p>
+            <w:r>
+              <w:rPr>
+                <w:sz w:val="20"/>
+                <w:szCs w:val="20"/>
+              </w:rPr>
+              <w:t xml:space="preserve">Pass — hamburger (left), logo (center), icons (right) at 375px viewport</w:t>
+            </w:r>
+          </w:p>
+        </w:tc>
+      </w:tr>
     </w:tbl>
     <w:p>
       <w:pPr>
@@ -6375,6 +6968,19 @@
       </w:pPr>
       <w:r>
         <w:t xml:space="preserve">Full-text search and advanced filtering.</w:t>
+      </w:r>
+    </w:p>
+    <w:p>
+      <w:pPr>
+        <w:pStyle w:val="ListParagraph"/>
+        <w:numPr>
+          <w:ilvl w:val="0"/>
+          <w:numId w:val="2"/>
+        </w:numPr>
+        <w:spacing w:after="40"/>
+      </w:pPr>
+      <w:r>
+        <w:t xml:space="preserve">Email delivery for password reset links via SMTP (e.g. Nodemailer + SendGrid).</w:t>
       </w:r>
     </w:p>
     <w:p>

--- a/FreelanceHub_Project_Report.docx
+++ b/FreelanceHub_Project_Report.docx
@@ -2729,7 +2729,55 @@
         <w:pStyle w:val="Heading2"/>
       </w:pPr>
       <w:r>
-        <w:t xml:space="preserve">7.3.4 Visual Platform Workflows Diagram</w:t>
+        <w:t xml:space="preserve">7.3.4 Forgot Password and Account Recovery Workflow</w:t>
+      </w:r>
+    </w:p>
+    <w:p>
+      <w:pPr>
+        <w:spacing w:after="120"/>
+      </w:pPr>
+      <w:r>
+        <w:t xml:space="preserve">1. Request: The user clicks "Forgot password?" on the login page and submits their registered email address.</w:t>
+      </w:r>
+    </w:p>
+    <w:p>
+      <w:pPr>
+        <w:spacing w:after="120"/>
+      </w:pPr>
+      <w:r>
+        <w:t xml:space="preserve">2. Token Generation: The server looks up the user, generates a JWT signed with JWT_SECRET + user.password_hash (expires in 15 minutes), and returns the reset URL in the API response. In development this URL is shown directly on-screen; in production it would be sent via email (SMTP/SendGrid).</w:t>
+      </w:r>
+    </w:p>
+    <w:p>
+      <w:pPr>
+        <w:spacing w:after="120"/>
+      </w:pPr>
+      <w:r>
+        <w:t xml:space="preserve">3. Reset: The user navigates to /reset-password?token=...&amp;id=..., enters and confirms a new password, and submits the form.</w:t>
+      </w:r>
+    </w:p>
+    <w:p>
+      <w:pPr>
+        <w:spacing w:after="120"/>
+      </w:pPr>
+      <w:r>
+        <w:t xml:space="preserve">4. Validation: The server decodes the token, fetches the user's current password hash, and verifies the JWT against it. On success the new password is hashed and saved, immediately invalidating the token since the hash has changed.</w:t>
+      </w:r>
+    </w:p>
+    <w:p>
+      <w:pPr>
+        <w:spacing w:after="120"/>
+      </w:pPr>
+      <w:r>
+        <w:t xml:space="preserve">5. Login: The user is redirected to /login and can sign in with the new password. Attempting to reuse the same token returns 400 Invalid or expired reset token.</w:t>
+      </w:r>
+    </w:p>
+    <w:p>
+      <w:pPr>
+        <w:pStyle w:val="Heading2"/>
+      </w:pPr>
+      <w:r>
+        <w:t xml:space="preserve">7.3.5 Visual Platform Workflows Diagram</w:t>
       </w:r>
     </w:p>
     <w:p>
@@ -2742,7 +2790,7 @@
           <w:sz w:val="16"/>
           <w:szCs w:val="16"/>
         </w:rPr>
-        <w:t xml:space="preserve">+-----------------------------------------------------------------+</w:t>
+        <w:t xml:space="preserve">+-------------------------------------------------------------------+</w:t>
       </w:r>
     </w:p>
     <w:p>
@@ -2755,7 +2803,7 @@
           <w:sz w:val="16"/>
           <w:szCs w:val="16"/>
         </w:rPr>
-        <w:t xml:space="preserve">|                     User Registration &amp; Session                 |</w:t>
+        <w:t xml:space="preserve">|           User Registration, Session &amp; Account Recovery           |</w:t>
       </w:r>
     </w:p>
     <w:p>
@@ -2768,7 +2816,7 @@
           <w:sz w:val="16"/>
           <w:szCs w:val="16"/>
         </w:rPr>
-        <w:t xml:space="preserve">|         [Register] ---&gt; [Login] ---&gt; [5hr Expiring Session]     |</w:t>
+        <w:t xml:space="preserve">|                                                                   |</w:t>
       </w:r>
     </w:p>
     <w:p>
@@ -2781,7 +2829,7 @@
           <w:sz w:val="16"/>
           <w:szCs w:val="16"/>
         </w:rPr>
-        <w:t xml:space="preserve">+-----------------------------------------------------------------+</w:t>
+        <w:t xml:space="preserve">|  [Register] ---------&gt; [Login] -------&gt; [5hr Expiring Session]   |</w:t>
       </w:r>
     </w:p>
     <w:p>
@@ -2794,7 +2842,7 @@
           <w:sz w:val="16"/>
           <w:szCs w:val="16"/>
         </w:rPr>
-        <w:t xml:space="preserve">                                |</w:t>
+        <w:t xml:space="preserve">|                            |                                      |</w:t>
       </w:r>
     </w:p>
     <w:p>
@@ -2807,7 +2855,7 @@
           <w:sz w:val="16"/>
           <w:szCs w:val="16"/>
         </w:rPr>
-        <w:t xml:space="preserve">                                v</w:t>
+        <w:t xml:space="preserve">|                        (Forgot?)                                  |</w:t>
       </w:r>
     </w:p>
     <w:p>
@@ -2820,7 +2868,7 @@
           <w:sz w:val="16"/>
           <w:szCs w:val="16"/>
         </w:rPr>
-        <w:t xml:space="preserve">+-----------------------------------------------------------------+</w:t>
+        <w:t xml:space="preserve">|                            v                                      |</w:t>
       </w:r>
     </w:p>
     <w:p>
@@ -2833,7 +2881,7 @@
           <w:sz w:val="16"/>
           <w:szCs w:val="16"/>
         </w:rPr>
-        <w:t xml:space="preserve">|                     Job Posting &amp; Moderation                    |</w:t>
+        <w:t xml:space="preserve">|               [Submit Email] --&gt; [Generate Reset Token]          |</w:t>
       </w:r>
     </w:p>
     <w:p>
@@ -2846,7 +2894,7 @@
           <w:sz w:val="16"/>
           <w:szCs w:val="16"/>
         </w:rPr>
-        <w:t xml:space="preserve">|  [Create Post]                                                  |</w:t>
+        <w:t xml:space="preserve">|                                  (JWT · 15 min · stateless)      |</w:t>
       </w:r>
     </w:p>
     <w:p>
@@ -2859,7 +2907,7 @@
           <w:sz w:val="16"/>
           <w:szCs w:val="16"/>
         </w:rPr>
-        <w:t xml:space="preserve">|        |                                                        |</w:t>
+        <w:t xml:space="preserve">|                                            |                      |</w:t>
       </w:r>
     </w:p>
     <w:p>
@@ -2872,7 +2920,7 @@
           <w:sz w:val="16"/>
           <w:szCs w:val="16"/>
         </w:rPr>
-        <w:t xml:space="preserve">|        v                                                        |</w:t>
+        <w:t xml:space="preserve">|                                            v                      |</w:t>
       </w:r>
     </w:p>
     <w:p>
@@ -2885,7 +2933,7 @@
           <w:sz w:val="16"/>
           <w:szCs w:val="16"/>
         </w:rPr>
-        <w:t xml:space="preserve">|  [Post Status: Pending] (Hidden from Feed)                      |</w:t>
+        <w:t xml:space="preserve">|               [Reset Link] -&gt; [Set New Password] -&gt; [Login]      |</w:t>
       </w:r>
     </w:p>
     <w:p>
@@ -2898,7 +2946,7 @@
           <w:sz w:val="16"/>
           <w:szCs w:val="16"/>
         </w:rPr>
-        <w:t xml:space="preserve">|        |                                                        |</w:t>
+        <w:t xml:space="preserve">|                               (Token auto-invalidated on use)    |</w:t>
       </w:r>
     </w:p>
     <w:p>
@@ -2911,7 +2959,7 @@
           <w:sz w:val="16"/>
           <w:szCs w:val="16"/>
         </w:rPr>
-        <w:t xml:space="preserve">|        v                                                        |</w:t>
+        <w:t xml:space="preserve">+-------------------------------------------------------------------+</w:t>
       </w:r>
     </w:p>
     <w:p>
@@ -2924,7 +2972,7 @@
           <w:sz w:val="16"/>
           <w:szCs w:val="16"/>
         </w:rPr>
-        <w:t xml:space="preserve">|  [Admin Review] ----(Approve)----&gt; [Post Status: Approved]      |</w:t>
+        <w:t xml:space="preserve">                              |</w:t>
       </w:r>
     </w:p>
     <w:p>
@@ -2937,7 +2985,7 @@
           <w:sz w:val="16"/>
           <w:szCs w:val="16"/>
         </w:rPr>
-        <w:t xml:space="preserve">|        |                                  |                     |</w:t>
+        <w:t xml:space="preserve">                              v</w:t>
       </w:r>
     </w:p>
     <w:p>
@@ -2950,7 +2998,7 @@
           <w:sz w:val="16"/>
           <w:szCs w:val="16"/>
         </w:rPr>
-        <w:t xml:space="preserve">|     (Reject)                           (Edit)                   |</w:t>
+        <w:t xml:space="preserve">+-------------------------------------------------------------------+</w:t>
       </w:r>
     </w:p>
     <w:p>
@@ -2963,7 +3011,7 @@
           <w:sz w:val="16"/>
           <w:szCs w:val="16"/>
         </w:rPr>
-        <w:t xml:space="preserve">|        v                                  v                     |</w:t>
+        <w:t xml:space="preserve">|                    Job Posting &amp; Moderation                       |</w:t>
       </w:r>
     </w:p>
     <w:p>
@@ -2976,7 +3024,7 @@
           <w:sz w:val="16"/>
           <w:szCs w:val="16"/>
         </w:rPr>
-        <w:t xml:space="preserve">|  [Post Status: Rejected] &lt;--------- [Re-moderated]              |</w:t>
+        <w:t xml:space="preserve">|  [Create Post]                                                    |</w:t>
       </w:r>
     </w:p>
     <w:p>
@@ -2989,7 +3037,7 @@
           <w:sz w:val="16"/>
           <w:szCs w:val="16"/>
         </w:rPr>
-        <w:t xml:space="preserve">+-----------------------------------------------------------------+</w:t>
+        <w:t xml:space="preserve">|        |                                                          |</w:t>
       </w:r>
     </w:p>
     <w:p>
@@ -3002,7 +3050,7 @@
           <w:sz w:val="16"/>
           <w:szCs w:val="16"/>
         </w:rPr>
-        <w:t xml:space="preserve">                                |</w:t>
+        <w:t xml:space="preserve">|        v                                                          |</w:t>
       </w:r>
     </w:p>
     <w:p>
@@ -3015,7 +3063,7 @@
           <w:sz w:val="16"/>
           <w:szCs w:val="16"/>
         </w:rPr>
-        <w:t xml:space="preserve">                                v</w:t>
+        <w:t xml:space="preserve">|  [Post Status: Pending] (Hidden from Feed)                        |</w:t>
       </w:r>
     </w:p>
     <w:p>
@@ -3028,7 +3076,7 @@
           <w:sz w:val="16"/>
           <w:szCs w:val="16"/>
         </w:rPr>
-        <w:t xml:space="preserve">+-----------------------------------------------------------------+</w:t>
+        <w:t xml:space="preserve">|        |                                                          |</w:t>
       </w:r>
     </w:p>
     <w:p>
@@ -3041,7 +3089,7 @@
           <w:sz w:val="16"/>
           <w:szCs w:val="16"/>
         </w:rPr>
-        <w:t xml:space="preserve">|                     Job Application &amp; Proposals                 |</w:t>
+        <w:t xml:space="preserve">|        v                                                          |</w:t>
       </w:r>
     </w:p>
     <w:p>
@@ -3054,7 +3102,7 @@
           <w:sz w:val="16"/>
           <w:szCs w:val="16"/>
         </w:rPr>
-        <w:t xml:space="preserve">|  [Browse Feed] ---&gt; [View Post details] ---&gt; [Submit Proposal]  |</w:t>
+        <w:t xml:space="preserve">|  [Admin Review] --(Approve)--&gt; [Post Status: Approved]           |</w:t>
       </w:r>
     </w:p>
     <w:p>
@@ -3067,7 +3115,7 @@
           <w:sz w:val="16"/>
           <w:szCs w:val="16"/>
         </w:rPr>
-        <w:t xml:space="preserve">|                                                   |             |</w:t>
+        <w:t xml:space="preserve">|        |                               |                          |</w:t>
       </w:r>
     </w:p>
     <w:p>
@@ -3080,7 +3128,7 @@
           <w:sz w:val="16"/>
           <w:szCs w:val="16"/>
         </w:rPr>
-        <w:t xml:space="preserve">|                                                   v             |</w:t>
+        <w:t xml:space="preserve">|     (Reject)                        (Edit)                        |</w:t>
       </w:r>
     </w:p>
     <w:p>
@@ -3093,7 +3141,7 @@
           <w:sz w:val="16"/>
           <w:szCs w:val="16"/>
         </w:rPr>
-        <w:t xml:space="preserve">|  [Notify Post Owner] ------------&gt; [Client Reviews Proposal]    |</w:t>
+        <w:t xml:space="preserve">|        v                               v                          |</w:t>
       </w:r>
     </w:p>
     <w:p>
@@ -3106,7 +3154,7 @@
           <w:sz w:val="16"/>
           <w:szCs w:val="16"/>
         </w:rPr>
-        <w:t xml:space="preserve">|                                                   |             |</w:t>
+        <w:t xml:space="preserve">|  [Post Status: Rejected] &lt;------ [Re-moderated: Pending]         |</w:t>
       </w:r>
     </w:p>
     <w:p>
@@ -3119,7 +3167,7 @@
           <w:sz w:val="16"/>
           <w:szCs w:val="16"/>
         </w:rPr>
-        <w:t xml:space="preserve">|                                      +------------+------------+|</w:t>
+        <w:t xml:space="preserve">+-------------------------------------------------------------------+</w:t>
       </w:r>
     </w:p>
     <w:p>
@@ -3132,7 +3180,7 @@
           <w:sz w:val="16"/>
           <w:szCs w:val="16"/>
         </w:rPr>
-        <w:t xml:space="preserve">|                                      |                         ||</w:t>
+        <w:t xml:space="preserve">                              |</w:t>
       </w:r>
     </w:p>
     <w:p>
@@ -3145,7 +3193,7 @@
           <w:sz w:val="16"/>
           <w:szCs w:val="16"/>
         </w:rPr>
-        <w:t xml:space="preserve">|                                  (Accept)                  (Reject)</w:t>
+        <w:t xml:space="preserve">                              v</w:t>
       </w:r>
     </w:p>
     <w:p>
@@ -3158,7 +3206,7 @@
           <w:sz w:val="16"/>
           <w:szCs w:val="16"/>
         </w:rPr>
-        <w:t xml:space="preserve">|                                      v                         v|</w:t>
+        <w:t xml:space="preserve">+-------------------------------------------------------------------+</w:t>
       </w:r>
     </w:p>
     <w:p>
@@ -3171,7 +3219,7 @@
           <w:sz w:val="16"/>
           <w:szCs w:val="16"/>
         </w:rPr>
-        <w:t xml:space="preserve">|                              [Open Direct Chat]       [Update Status]</w:t>
+        <w:t xml:space="preserve">|                   Job Application &amp; Proposals                     |</w:t>
       </w:r>
     </w:p>
     <w:p>
@@ -3184,7 +3232,7 @@
           <w:sz w:val="16"/>
           <w:szCs w:val="16"/>
         </w:rPr>
-        <w:t xml:space="preserve">+-----------------------------------------------------------------+</w:t>
+        <w:t xml:space="preserve">|  [Browse Feed] --&gt; [View Post Details] --&gt; [Submit Proposal]     |</w:t>
       </w:r>
     </w:p>
     <w:p>
@@ -3197,7 +3245,7 @@
           <w:sz w:val="16"/>
           <w:szCs w:val="16"/>
         </w:rPr>
-        <w:t xml:space="preserve">                                |</w:t>
+        <w:t xml:space="preserve">|                                                   |               |</w:t>
       </w:r>
     </w:p>
     <w:p>
@@ -3210,7 +3258,7 @@
           <w:sz w:val="16"/>
           <w:szCs w:val="16"/>
         </w:rPr>
-        <w:t xml:space="preserve">                                v</w:t>
+        <w:t xml:space="preserve">|                                                   v               |</w:t>
       </w:r>
     </w:p>
     <w:p>
@@ -3223,7 +3271,7 @@
           <w:sz w:val="16"/>
           <w:szCs w:val="16"/>
         </w:rPr>
-        <w:t xml:space="preserve">+-----------------------------------------------------------------+</w:t>
+        <w:t xml:space="preserve">|  [Notify Post Owner] -------&gt; [Client Reviews Proposal]          |</w:t>
       </w:r>
     </w:p>
     <w:p>
@@ -3236,7 +3284,7 @@
           <w:sz w:val="16"/>
           <w:szCs w:val="16"/>
         </w:rPr>
-        <w:t xml:space="preserve">|                         Support Helpdesk                        |</w:t>
+        <w:t xml:space="preserve">|                                                   |               |</w:t>
       </w:r>
     </w:p>
     <w:p>
@@ -3249,7 +3297,7 @@
           <w:sz w:val="16"/>
           <w:szCs w:val="16"/>
         </w:rPr>
-        <w:t xml:space="preserve">|  [User submits Support Ticket] ---&gt; [Admin Support Inbox Queue] |</w:t>
+        <w:t xml:space="preserve">|                                    +--------------+-----------+  |</w:t>
       </w:r>
     </w:p>
     <w:p>
@@ -3262,7 +3310,7 @@
           <w:sz w:val="16"/>
           <w:szCs w:val="16"/>
         </w:rPr>
-        <w:t xml:space="preserve">|                                                |                |</w:t>
+        <w:t xml:space="preserve">|                                    |                          |  |</w:t>
       </w:r>
     </w:p>
     <w:p>
@@ -3275,7 +3323,7 @@
           <w:sz w:val="16"/>
           <w:szCs w:val="16"/>
         </w:rPr>
-        <w:t xml:space="preserve">|                                                v                |</w:t>
+        <w:t xml:space="preserve">|                               (Accept)                   (Reject) |</w:t>
       </w:r>
     </w:p>
     <w:p>
@@ -3288,7 +3336,7 @@
           <w:sz w:val="16"/>
           <w:szCs w:val="16"/>
         </w:rPr>
-        <w:t xml:space="preserve">|                                    [Live Support Desk Chat]     |</w:t>
+        <w:t xml:space="preserve">|                                    v                          v  |</w:t>
       </w:r>
     </w:p>
     <w:p>
@@ -3301,7 +3349,137 @@
           <w:sz w:val="16"/>
           <w:szCs w:val="16"/>
         </w:rPr>
-        <w:t xml:space="preserve">+-----------------------------------------------------------------+</w:t>
+        <w:t xml:space="preserve">|                          [Open Direct Chat]         [Update Status]|</w:t>
+      </w:r>
+    </w:p>
+    <w:p>
+      <w:pPr>
+        <w:spacing w:after="0" w:before="0"/>
+      </w:pPr>
+      <w:r>
+        <w:rPr>
+          <w:rFonts w:ascii="Consolas" w:cs="Consolas" w:eastAsia="Consolas" w:hAnsi="Consolas"/>
+          <w:sz w:val="16"/>
+          <w:szCs w:val="16"/>
+        </w:rPr>
+        <w:t xml:space="preserve">+-------------------------------------------------------------------+</w:t>
+      </w:r>
+    </w:p>
+    <w:p>
+      <w:pPr>
+        <w:spacing w:after="0" w:before="0"/>
+      </w:pPr>
+      <w:r>
+        <w:rPr>
+          <w:rFonts w:ascii="Consolas" w:cs="Consolas" w:eastAsia="Consolas" w:hAnsi="Consolas"/>
+          <w:sz w:val="16"/>
+          <w:szCs w:val="16"/>
+        </w:rPr>
+        <w:t xml:space="preserve">                              |</w:t>
+      </w:r>
+    </w:p>
+    <w:p>
+      <w:pPr>
+        <w:spacing w:after="0" w:before="0"/>
+      </w:pPr>
+      <w:r>
+        <w:rPr>
+          <w:rFonts w:ascii="Consolas" w:cs="Consolas" w:eastAsia="Consolas" w:hAnsi="Consolas"/>
+          <w:sz w:val="16"/>
+          <w:szCs w:val="16"/>
+        </w:rPr>
+        <w:t xml:space="preserve">                              v</w:t>
+      </w:r>
+    </w:p>
+    <w:p>
+      <w:pPr>
+        <w:spacing w:after="0" w:before="0"/>
+      </w:pPr>
+      <w:r>
+        <w:rPr>
+          <w:rFonts w:ascii="Consolas" w:cs="Consolas" w:eastAsia="Consolas" w:hAnsi="Consolas"/>
+          <w:sz w:val="16"/>
+          <w:szCs w:val="16"/>
+        </w:rPr>
+        <w:t xml:space="preserve">+-------------------------------------------------------------------+</w:t>
+      </w:r>
+    </w:p>
+    <w:p>
+      <w:pPr>
+        <w:spacing w:after="0" w:before="0"/>
+      </w:pPr>
+      <w:r>
+        <w:rPr>
+          <w:rFonts w:ascii="Consolas" w:cs="Consolas" w:eastAsia="Consolas" w:hAnsi="Consolas"/>
+          <w:sz w:val="16"/>
+          <w:szCs w:val="16"/>
+        </w:rPr>
+        <w:t xml:space="preserve">|                       Support Helpdesk                            |</w:t>
+      </w:r>
+    </w:p>
+    <w:p>
+      <w:pPr>
+        <w:spacing w:after="0" w:before="0"/>
+      </w:pPr>
+      <w:r>
+        <w:rPr>
+          <w:rFonts w:ascii="Consolas" w:cs="Consolas" w:eastAsia="Consolas" w:hAnsi="Consolas"/>
+          <w:sz w:val="16"/>
+          <w:szCs w:val="16"/>
+        </w:rPr>
+        <w:t xml:space="preserve">|  [User Submits Support Ticket] --&gt; [Admin Support Inbox Queue]   |</w:t>
+      </w:r>
+    </w:p>
+    <w:p>
+      <w:pPr>
+        <w:spacing w:after="0" w:before="0"/>
+      </w:pPr>
+      <w:r>
+        <w:rPr>
+          <w:rFonts w:ascii="Consolas" w:cs="Consolas" w:eastAsia="Consolas" w:hAnsi="Consolas"/>
+          <w:sz w:val="16"/>
+          <w:szCs w:val="16"/>
+        </w:rPr>
+        <w:t xml:space="preserve">|                                              |                    |</w:t>
+      </w:r>
+    </w:p>
+    <w:p>
+      <w:pPr>
+        <w:spacing w:after="0" w:before="0"/>
+      </w:pPr>
+      <w:r>
+        <w:rPr>
+          <w:rFonts w:ascii="Consolas" w:cs="Consolas" w:eastAsia="Consolas" w:hAnsi="Consolas"/>
+          <w:sz w:val="16"/>
+          <w:szCs w:val="16"/>
+        </w:rPr>
+        <w:t xml:space="preserve">|                                              v                    |</w:t>
+      </w:r>
+    </w:p>
+    <w:p>
+      <w:pPr>
+        <w:spacing w:after="0" w:before="0"/>
+      </w:pPr>
+      <w:r>
+        <w:rPr>
+          <w:rFonts w:ascii="Consolas" w:cs="Consolas" w:eastAsia="Consolas" w:hAnsi="Consolas"/>
+          <w:sz w:val="16"/>
+          <w:szCs w:val="16"/>
+        </w:rPr>
+        <w:t xml:space="preserve">|                                 [Live Support Desk Chat]          |</w:t>
+      </w:r>
+    </w:p>
+    <w:p>
+      <w:pPr>
+        <w:spacing w:after="0" w:before="0"/>
+      </w:pPr>
+      <w:r>
+        <w:rPr>
+          <w:rFonts w:ascii="Consolas" w:cs="Consolas" w:eastAsia="Consolas" w:hAnsi="Consolas"/>
+          <w:sz w:val="16"/>
+          <w:szCs w:val="16"/>
+        </w:rPr>
+        <w:t xml:space="preserve">+-------------------------------------------------------------------+</w:t>
       </w:r>
     </w:p>
     <w:p>
